--- a/文件/競賽的相關東西/崑山科技大學2025智慧生活創業競賽/附件一、團隊名稱-作品名稱 (團隊報名表).docx
+++ b/文件/競賽的相關東西/崑山科技大學2025智慧生活創業競賽/附件一、團隊名稱-作品名稱 (團隊報名表).docx
@@ -1,6 +1,6 @@
 
 <file path=word/document.xml><?xml version="1.0" encoding="utf-8"?>
-<w:document xmlns:wpc="http://schemas.microsoft.com/office/word/2010/wordprocessingCanvas" xmlns:cx="http://schemas.microsoft.com/office/drawing/2014/chartex" xmlns:cx1="http://schemas.microsoft.com/office/drawing/2015/9/8/chartex" xmlns:mc="http://schemas.openxmlformats.org/markup-compatibility/2006" xmlns:o="urn:schemas-microsoft-com:office:office" xmlns:r="http://schemas.openxmlformats.org/officeDocument/2006/relationships" xmlns:m="http://schemas.openxmlformats.org/officeDocument/2006/math" xmlns:v="urn:schemas-microsoft-com:vml" xmlns:wp14="http://schemas.microsoft.com/office/word/2010/wordprocessingDrawing" xmlns:wp="http://schemas.openxmlformats.org/drawingml/2006/wordprocessingDrawing" xmlns:w10="urn:schemas-microsoft-com:office:word" xmlns:w="http://schemas.openxmlformats.org/wordprocessingml/2006/main" xmlns:w14="http://schemas.microsoft.com/office/word/2010/wordml" xmlns:w15="http://schemas.microsoft.com/office/word/2012/wordml" xmlns:w16se="http://schemas.microsoft.com/office/word/2015/wordml/symex" xmlns:wpg="http://schemas.microsoft.com/office/word/2010/wordprocessingGroup" xmlns:wpi="http://schemas.microsoft.com/office/word/2010/wordprocessingInk" xmlns:wne="http://schemas.microsoft.com/office/word/2006/wordml" xmlns:wps="http://schemas.microsoft.com/office/word/2010/wordprocessingShape" mc:Ignorable="w14 w15 w16se wp14">
+<w:document xmlns:wpc="http://schemas.microsoft.com/office/word/2010/wordprocessingCanvas" xmlns:cx="http://schemas.microsoft.com/office/drawing/2014/chartex" xmlns:cx1="http://schemas.microsoft.com/office/drawing/2015/9/8/chartex" xmlns:cx2="http://schemas.microsoft.com/office/drawing/2015/10/21/chartex" xmlns:cx3="http://schemas.microsoft.com/office/drawing/2016/5/9/chartex" xmlns:cx4="http://schemas.microsoft.com/office/drawing/2016/5/10/chartex" xmlns:cx5="http://schemas.microsoft.com/office/drawing/2016/5/11/chartex" xmlns:cx6="http://schemas.microsoft.com/office/drawing/2016/5/12/chartex" xmlns:cx7="http://schemas.microsoft.com/office/drawing/2016/5/13/chartex" xmlns:cx8="http://schemas.microsoft.com/office/drawing/2016/5/14/chartex" xmlns:mc="http://schemas.openxmlformats.org/markup-compatibility/2006" xmlns:aink="http://schemas.microsoft.com/office/drawing/2016/ink" xmlns:am3d="http://schemas.microsoft.com/office/drawing/2017/model3d" xmlns:o="urn:schemas-microsoft-com:office:office" xmlns:oel="http://schemas.microsoft.com/office/2019/extlst" xmlns:r="http://schemas.openxmlformats.org/officeDocument/2006/relationships" xmlns:m="http://schemas.openxmlformats.org/officeDocument/2006/math" xmlns:v="urn:schemas-microsoft-com:vml" xmlns:wp14="http://schemas.microsoft.com/office/word/2010/wordprocessingDrawing" xmlns:wp="http://schemas.openxmlformats.org/drawingml/2006/wordprocessingDrawing" xmlns:w10="urn:schemas-microsoft-com:office:word" xmlns:w="http://schemas.openxmlformats.org/wordprocessingml/2006/main" xmlns:w14="http://schemas.microsoft.com/office/word/2010/wordml" xmlns:w15="http://schemas.microsoft.com/office/word/2012/wordml" xmlns:w16cex="http://schemas.microsoft.com/office/word/2018/wordml/cex" xmlns:w16cid="http://schemas.microsoft.com/office/word/2016/wordml/cid" xmlns:w16="http://schemas.microsoft.com/office/word/2018/wordml" xmlns:w16du="http://schemas.microsoft.com/office/word/2023/wordml/word16du" xmlns:w16sdtdh="http://schemas.microsoft.com/office/word/2020/wordml/sdtdatahash" xmlns:w16sdtfl="http://schemas.microsoft.com/office/word/2024/wordml/sdtformatlock" xmlns:w16se="http://schemas.microsoft.com/office/word/2015/wordml/symex" xmlns:wpg="http://schemas.microsoft.com/office/word/2010/wordprocessingGroup" xmlns:wpi="http://schemas.microsoft.com/office/word/2010/wordprocessingInk" xmlns:wne="http://schemas.microsoft.com/office/word/2006/wordml" xmlns:wps="http://schemas.microsoft.com/office/word/2010/wordprocessingShape" mc:Ignorable="w14 w15 w16se w16cid w16 w16cex w16sdtdh w16sdtfl w16du wp14">
   <w:body>
     <w:p>
       <w:pPr>
@@ -27,7 +27,7 @@
         <mc:AlternateContent>
           <mc:Choice Requires="wps">
             <w:drawing>
-              <wp:anchor distT="45720" distB="45720" distL="114300" distR="114300" simplePos="0" relativeHeight="251659776" behindDoc="0" locked="0" layoutInCell="1" allowOverlap="1" wp14:anchorId="6C56B57E" wp14:editId="557D8D65">
+              <wp:anchor distT="45720" distB="45720" distL="114300" distR="114300" simplePos="0" relativeHeight="251659776" behindDoc="0" locked="0" layoutInCell="1" allowOverlap="1" wp14:anchorId="373EBC5E" wp14:editId="7CCD33F7">
                 <wp:simplePos x="0" y="0"/>
                 <wp:positionH relativeFrom="column">
                   <wp:posOffset>3945890</wp:posOffset>
@@ -173,11 +173,11 @@
           </mc:Choice>
           <mc:Fallback>
             <w:pict>
-              <v:shapetype w14:anchorId="6C56B57E" id="_x0000_t202" coordsize="21600,21600" o:spt="202" path="m,l,21600r21600,l21600,xe">
+              <v:shapetype w14:anchorId="373EBC5E" id="_x0000_t202" coordsize="21600,21600" o:spt="202" path="m,l,21600r21600,l21600,xe">
                 <v:stroke joinstyle="miter"/>
                 <v:path gradientshapeok="t" o:connecttype="rect"/>
               </v:shapetype>
-              <v:shape id="文字方塊 2" o:spid="_x0000_s1026" type="#_x0000_t202" style="position:absolute;left:0;text-align:left;margin-left:310.7pt;margin-top:0;width:191.6pt;height:110.6pt;z-index:251659776;visibility:visible;mso-wrap-style:square;mso-width-percent:0;mso-height-percent:200;mso-wrap-distance-left:9pt;mso-wrap-distance-top:3.6pt;mso-wrap-distance-right:9pt;mso-wrap-distance-bottom:3.6pt;mso-position-horizontal:absolute;mso-position-horizontal-relative:text;mso-position-vertical:absolute;mso-position-vertical-relative:text;mso-width-percent:0;mso-height-percent:200;mso-width-relative:margin;mso-height-relative:margin;v-text-anchor:top" o:gfxdata="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" stroked="f">
+              <v:shape id="文字方塊 2" o:spid="_x0000_s1026" type="#_x0000_t202" style="position:absolute;left:0;text-align:left;margin-left:310.7pt;margin-top:0;width:191.6pt;height:110.6pt;z-index:251659776;visibility:visible;mso-wrap-style:square;mso-width-percent:0;mso-height-percent:200;mso-wrap-distance-left:9pt;mso-wrap-distance-top:3.6pt;mso-wrap-distance-right:9pt;mso-wrap-distance-bottom:3.6pt;mso-position-horizontal:absolute;mso-position-horizontal-relative:text;mso-position-vertical:absolute;mso-position-vertical-relative:text;mso-width-percent:0;mso-height-percent:200;mso-width-relative:margin;mso-height-relative:margin;v-text-anchor:top" o:gfxdata="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" stroked="f">
                 <v:textbox style="mso-fit-shape-to-text:t">
                   <w:txbxContent>
                     <w:p>
@@ -286,7 +286,7 @@
         <mc:AlternateContent>
           <mc:Choice Requires="wps">
             <w:drawing>
-              <wp:anchor distT="0" distB="0" distL="114300" distR="114300" simplePos="0" relativeHeight="251656704" behindDoc="0" locked="0" layoutInCell="1" allowOverlap="1" wp14:anchorId="0FB164B9" wp14:editId="2371C209">
+              <wp:anchor distT="0" distB="0" distL="114300" distR="114300" simplePos="0" relativeHeight="251656704" behindDoc="0" locked="0" layoutInCell="1" allowOverlap="1" wp14:anchorId="674F986B" wp14:editId="73972D4A">
                 <wp:simplePos x="0" y="0"/>
                 <wp:positionH relativeFrom="column">
                   <wp:posOffset>-311785</wp:posOffset>
@@ -398,7 +398,7 @@
           </mc:Choice>
           <mc:Fallback>
             <w:pict>
-              <v:shape w14:anchorId="0FB164B9" id="_x0000_s1027" type="#_x0000_t202" style="position:absolute;left:0;text-align:left;margin-left:-24.55pt;margin-top:-32.4pt;width:68.25pt;height:41.3pt;z-index:251656704;visibility:visible;mso-wrap-style:square;mso-width-percent:0;mso-height-percent:0;mso-wrap-distance-left:9pt;mso-wrap-distance-top:0;mso-wrap-distance-right:9pt;mso-wrap-distance-bottom:0;mso-position-horizontal:absolute;mso-position-horizontal-relative:text;mso-position-vertical:absolute;mso-position-vertical-relative:text;mso-width-percent:0;mso-height-percent:0;mso-width-relative:margin;mso-height-relative:margin;v-text-anchor:top" o:gfxdata="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" filled="f" stroked="f">
+              <v:shape w14:anchorId="674F986B" id="_x0000_s1027" type="#_x0000_t202" style="position:absolute;left:0;text-align:left;margin-left:-24.55pt;margin-top:-32.4pt;width:68.25pt;height:41.3pt;z-index:251656704;visibility:visible;mso-wrap-style:square;mso-width-percent:0;mso-height-percent:0;mso-wrap-distance-left:9pt;mso-wrap-distance-top:0;mso-wrap-distance-right:9pt;mso-wrap-distance-bottom:0;mso-position-horizontal:absolute;mso-position-horizontal-relative:text;mso-position-vertical:absolute;mso-position-vertical-relative:text;mso-width-percent:0;mso-height-percent:0;mso-width-relative:margin;mso-height-relative:margin;v-text-anchor:top" o:gfxdata="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" filled="f" stroked="f">
                 <v:textbox>
                   <w:txbxContent>
                     <w:p>
@@ -480,8 +480,6 @@
           <w:szCs w:val="32"/>
         </w:rPr>
       </w:pPr>
-      <w:bookmarkStart w:id="0" w:name="_GoBack"/>
-      <w:bookmarkEnd w:id="0"/>
     </w:p>
     <w:p>
       <w:pPr>
@@ -667,7 +665,6 @@
           <w:tcPr>
             <w:tcW w:w="3473" w:type="dxa"/>
             <w:gridSpan w:val="2"/>
-            <w:shd w:val="clear" w:color="auto" w:fill="auto"/>
             <w:vAlign w:val="center"/>
           </w:tcPr>
           <w:p>
@@ -682,6 +679,16 @@
                 <w:lang w:eastAsia="zh-TW"/>
               </w:rPr>
             </w:pPr>
+            <w:r>
+              <w:rPr>
+                <w:rFonts w:ascii="標楷體" w:eastAsia="標楷體" w:hAnsi="標楷體" w:cs="Microsoft YaHei" w:hint="eastAsia"/>
+                <w:bCs/>
+                <w:sz w:val="24"/>
+                <w:szCs w:val="24"/>
+                <w:lang w:eastAsia="zh-TW"/>
+              </w:rPr>
+              <w:t>怪人請離隊</w:t>
+            </w:r>
           </w:p>
         </w:tc>
         <w:tc>
@@ -720,7 +727,6 @@
         <w:tc>
           <w:tcPr>
             <w:tcW w:w="3366" w:type="dxa"/>
-            <w:shd w:val="clear" w:color="auto" w:fill="auto"/>
             <w:vAlign w:val="center"/>
           </w:tcPr>
           <w:p>
@@ -735,6 +741,16 @@
                 <w:lang w:eastAsia="zh-TW"/>
               </w:rPr>
             </w:pPr>
+            <w:r>
+              <w:rPr>
+                <w:rFonts w:ascii="標楷體" w:eastAsia="標楷體" w:hAnsi="標楷體" w:cs="Microsoft YaHei" w:hint="eastAsia"/>
+                <w:bCs/>
+                <w:sz w:val="24"/>
+                <w:szCs w:val="24"/>
+                <w:lang w:eastAsia="zh-TW"/>
+              </w:rPr>
+              <w:t>怪怪走開護您安全</w:t>
+            </w:r>
           </w:p>
         </w:tc>
       </w:tr>
@@ -842,6 +858,16 @@
                 <w:lang w:eastAsia="zh-TW"/>
               </w:rPr>
             </w:pPr>
+            <w:r>
+              <w:rPr>
+                <w:rFonts w:ascii="標楷體" w:eastAsia="標楷體" w:hAnsi="標楷體" w:cs="Microsoft YaHei" w:hint="eastAsia"/>
+                <w:bCs/>
+                <w:sz w:val="24"/>
+                <w:szCs w:val="24"/>
+                <w:lang w:eastAsia="zh-TW"/>
+              </w:rPr>
+              <w:t>林育志</w:t>
+            </w:r>
           </w:p>
         </w:tc>
         <w:tc>
@@ -979,6 +1005,16 @@
                 <w:lang w:eastAsia="zh-TW"/>
               </w:rPr>
             </w:pPr>
+            <w:r>
+              <w:rPr>
+                <w:rFonts w:ascii="標楷體" w:eastAsia="標楷體" w:hAnsi="標楷體" w:cs="Microsoft YaHei"/>
+                <w:bCs/>
+                <w:sz w:val="24"/>
+                <w:szCs w:val="24"/>
+                <w:lang w:eastAsia="zh-TW"/>
+              </w:rPr>
+              <w:t>0923226587</w:t>
+            </w:r>
           </w:p>
         </w:tc>
         <w:tc>
@@ -1029,6 +1065,16 @@
                 <w:lang w:eastAsia="zh-TW"/>
               </w:rPr>
             </w:pPr>
+            <w:r>
+              <w:rPr>
+                <w:rFonts w:ascii="標楷體" w:eastAsia="標楷體" w:hAnsi="標楷體" w:cs="Microsoft YaHei"/>
+                <w:bCs/>
+                <w:sz w:val="24"/>
+                <w:szCs w:val="24"/>
+                <w:lang w:eastAsia="zh-TW"/>
+              </w:rPr>
+              <w:t>jokada621@ntub.edu.tw</w:t>
+            </w:r>
           </w:p>
         </w:tc>
       </w:tr>
@@ -1041,7 +1087,6 @@
           <w:tcPr>
             <w:tcW w:w="1526" w:type="dxa"/>
             <w:vMerge w:val="restart"/>
-            <w:shd w:val="clear" w:color="auto" w:fill="auto"/>
             <w:vAlign w:val="center"/>
           </w:tcPr>
           <w:p>
@@ -1091,7 +1136,6 @@
         <w:tc>
           <w:tcPr>
             <w:tcW w:w="1559" w:type="dxa"/>
-            <w:shd w:val="clear" w:color="auto" w:fill="auto"/>
             <w:vAlign w:val="center"/>
           </w:tcPr>
           <w:p>
@@ -1121,7 +1165,6 @@
         <w:tc>
           <w:tcPr>
             <w:tcW w:w="1914" w:type="dxa"/>
-            <w:shd w:val="clear" w:color="auto" w:fill="auto"/>
             <w:vAlign w:val="center"/>
           </w:tcPr>
           <w:p>
@@ -1141,7 +1184,6 @@
         <w:tc>
           <w:tcPr>
             <w:tcW w:w="1701" w:type="dxa"/>
-            <w:shd w:val="clear" w:color="auto" w:fill="auto"/>
             <w:vAlign w:val="center"/>
           </w:tcPr>
           <w:p>
@@ -1171,7 +1213,6 @@
         <w:tc>
           <w:tcPr>
             <w:tcW w:w="3366" w:type="dxa"/>
-            <w:shd w:val="clear" w:color="auto" w:fill="auto"/>
             <w:vAlign w:val="center"/>
           </w:tcPr>
           <w:p>
@@ -1208,7 +1249,6 @@
           <w:tcPr>
             <w:tcW w:w="1526" w:type="dxa"/>
             <w:vMerge/>
-            <w:shd w:val="clear" w:color="auto" w:fill="auto"/>
             <w:vAlign w:val="center"/>
           </w:tcPr>
           <w:p>
@@ -1228,7 +1268,6 @@
         <w:tc>
           <w:tcPr>
             <w:tcW w:w="1559" w:type="dxa"/>
-            <w:shd w:val="clear" w:color="auto" w:fill="auto"/>
             <w:vAlign w:val="center"/>
           </w:tcPr>
           <w:p>
@@ -1258,7 +1297,6 @@
         <w:tc>
           <w:tcPr>
             <w:tcW w:w="1914" w:type="dxa"/>
-            <w:shd w:val="clear" w:color="auto" w:fill="auto"/>
             <w:vAlign w:val="center"/>
           </w:tcPr>
           <w:p>
@@ -1278,7 +1316,6 @@
         <w:tc>
           <w:tcPr>
             <w:tcW w:w="1701" w:type="dxa"/>
-            <w:shd w:val="clear" w:color="auto" w:fill="auto"/>
             <w:vAlign w:val="center"/>
           </w:tcPr>
           <w:p>
@@ -1308,7 +1345,6 @@
         <w:tc>
           <w:tcPr>
             <w:tcW w:w="3366" w:type="dxa"/>
-            <w:shd w:val="clear" w:color="auto" w:fill="auto"/>
             <w:vAlign w:val="center"/>
           </w:tcPr>
           <w:p>
@@ -1433,6 +1469,16 @@
                 <w:lang w:eastAsia="zh-TW"/>
               </w:rPr>
             </w:pPr>
+            <w:r>
+              <w:rPr>
+                <w:rFonts w:ascii="標楷體" w:eastAsia="標楷體" w:hAnsi="標楷體" w:cs="Microsoft YaHei" w:hint="eastAsia"/>
+                <w:bCs/>
+                <w:sz w:val="24"/>
+                <w:szCs w:val="24"/>
+                <w:lang w:eastAsia="zh-TW"/>
+              </w:rPr>
+              <w:t>吳想想</w:t>
+            </w:r>
           </w:p>
         </w:tc>
         <w:tc>
@@ -1503,7 +1549,27 @@
                 <w:szCs w:val="24"/>
                 <w:lang w:eastAsia="zh-TW"/>
               </w:rPr>
+              <w:t>臺北商業大學</w:t>
+            </w:r>
+            <w:r>
+              <w:rPr>
+                <w:rFonts w:ascii="標楷體" w:eastAsia="標楷體" w:hAnsi="標楷體" w:cs="Microsoft YaHei" w:hint="eastAsia"/>
+                <w:bCs/>
+                <w:sz w:val="24"/>
+                <w:szCs w:val="24"/>
+                <w:lang w:eastAsia="zh-TW"/>
+              </w:rPr>
               <w:t>/</w:t>
+            </w:r>
+            <w:r>
+              <w:rPr>
+                <w:rFonts w:ascii="標楷體" w:eastAsia="標楷體" w:hAnsi="標楷體" w:cs="Microsoft YaHei" w:hint="eastAsia"/>
+                <w:bCs/>
+                <w:sz w:val="24"/>
+                <w:szCs w:val="24"/>
+                <w:lang w:eastAsia="zh-TW"/>
+              </w:rPr>
+              <w:t>資訊管理系五年級</w:t>
             </w:r>
           </w:p>
         </w:tc>
@@ -1575,13 +1641,23 @@
               <w:spacing w:line="320" w:lineRule="exact"/>
               <w:jc w:val="center"/>
               <w:rPr>
-                <w:rFonts w:ascii="標楷體" w:eastAsia="標楷體" w:hAnsi="標楷體" w:cs="Microsoft YaHei"/>
-                <w:bCs/>
-                <w:sz w:val="24"/>
-                <w:szCs w:val="24"/>
-                <w:lang w:eastAsia="zh-TW"/>
-              </w:rPr>
-            </w:pPr>
+                <w:rFonts w:ascii="標楷體" w:eastAsia="標楷體" w:hAnsi="標楷體" w:cs="Microsoft YaHei" w:hint="eastAsia"/>
+                <w:bCs/>
+                <w:sz w:val="24"/>
+                <w:szCs w:val="24"/>
+                <w:lang w:eastAsia="zh-TW"/>
+              </w:rPr>
+            </w:pPr>
+            <w:r>
+              <w:rPr>
+                <w:rFonts w:ascii="標楷體" w:eastAsia="標楷體" w:hAnsi="標楷體" w:cs="Microsoft YaHei" w:hint="eastAsia"/>
+                <w:bCs/>
+                <w:sz w:val="24"/>
+                <w:szCs w:val="24"/>
+                <w:lang w:eastAsia="zh-TW"/>
+              </w:rPr>
+              <w:t>0974097212</w:t>
+            </w:r>
           </w:p>
         </w:tc>
         <w:tc>
@@ -1625,13 +1701,23 @@
               <w:spacing w:line="240" w:lineRule="exact"/>
               <w:jc w:val="center"/>
               <w:rPr>
-                <w:rFonts w:ascii="標楷體" w:eastAsia="標楷體" w:hAnsi="標楷體" w:cs="Microsoft YaHei"/>
-                <w:bCs/>
-                <w:sz w:val="24"/>
-                <w:szCs w:val="24"/>
-                <w:lang w:eastAsia="zh-TW"/>
-              </w:rPr>
-            </w:pPr>
+                <w:rFonts w:ascii="標楷體" w:eastAsia="標楷體" w:hAnsi="標楷體" w:cs="Microsoft YaHei" w:hint="eastAsia"/>
+                <w:bCs/>
+                <w:sz w:val="24"/>
+                <w:szCs w:val="24"/>
+                <w:lang w:eastAsia="zh-TW"/>
+              </w:rPr>
+            </w:pPr>
+            <w:r>
+              <w:rPr>
+                <w:rFonts w:ascii="標楷體" w:eastAsia="標楷體" w:hAnsi="標楷體" w:cs="Microsoft YaHei" w:hint="eastAsia"/>
+                <w:bCs/>
+                <w:sz w:val="24"/>
+                <w:szCs w:val="24"/>
+                <w:lang w:eastAsia="zh-TW"/>
+              </w:rPr>
+              <w:t>11056001@ntub.edu.tw</w:t>
+            </w:r>
           </w:p>
         </w:tc>
       </w:tr>
@@ -1644,7 +1730,6 @@
           <w:tcPr>
             <w:tcW w:w="1526" w:type="dxa"/>
             <w:vMerge w:val="restart"/>
-            <w:shd w:val="clear" w:color="auto" w:fill="auto"/>
             <w:vAlign w:val="center"/>
           </w:tcPr>
           <w:p>
@@ -1674,7 +1759,6 @@
         <w:tc>
           <w:tcPr>
             <w:tcW w:w="1559" w:type="dxa"/>
-            <w:shd w:val="clear" w:color="auto" w:fill="auto"/>
             <w:vAlign w:val="center"/>
           </w:tcPr>
           <w:p>
@@ -1704,27 +1788,35 @@
         <w:tc>
           <w:tcPr>
             <w:tcW w:w="1914" w:type="dxa"/>
-            <w:shd w:val="clear" w:color="auto" w:fill="auto"/>
-            <w:vAlign w:val="center"/>
-          </w:tcPr>
-          <w:p>
-            <w:pPr>
-              <w:spacing w:line="320" w:lineRule="exact"/>
-              <w:jc w:val="center"/>
-              <w:rPr>
-                <w:rFonts w:ascii="標楷體" w:eastAsia="標楷體" w:hAnsi="標楷體" w:cs="Microsoft YaHei"/>
-                <w:bCs/>
-                <w:sz w:val="24"/>
-                <w:szCs w:val="24"/>
-                <w:lang w:eastAsia="zh-TW"/>
-              </w:rPr>
-            </w:pPr>
+            <w:vAlign w:val="center"/>
+          </w:tcPr>
+          <w:p>
+            <w:pPr>
+              <w:spacing w:line="320" w:lineRule="exact"/>
+              <w:jc w:val="center"/>
+              <w:rPr>
+                <w:rFonts w:ascii="標楷體" w:eastAsia="標楷體" w:hAnsi="標楷體" w:cs="Microsoft YaHei"/>
+                <w:bCs/>
+                <w:sz w:val="24"/>
+                <w:szCs w:val="24"/>
+                <w:lang w:eastAsia="zh-TW"/>
+              </w:rPr>
+            </w:pPr>
+            <w:r>
+              <w:rPr>
+                <w:rFonts w:ascii="標楷體" w:eastAsia="標楷體" w:hAnsi="標楷體" w:cs="Microsoft YaHei" w:hint="eastAsia"/>
+                <w:bCs/>
+                <w:sz w:val="24"/>
+                <w:szCs w:val="24"/>
+                <w:lang w:eastAsia="zh-TW"/>
+              </w:rPr>
+              <w:t>陳雨琦</w:t>
+            </w:r>
           </w:p>
         </w:tc>
         <w:tc>
           <w:tcPr>
             <w:tcW w:w="1701" w:type="dxa"/>
-            <w:shd w:val="clear" w:color="auto" w:fill="auto"/>
             <w:vAlign w:val="center"/>
           </w:tcPr>
           <w:p>
@@ -1752,7 +1844,6 @@
         <w:tc>
           <w:tcPr>
             <w:tcW w:w="3366" w:type="dxa"/>
-            <w:shd w:val="clear" w:color="auto" w:fill="auto"/>
             <w:vAlign w:val="center"/>
           </w:tcPr>
           <w:p>
@@ -1789,7 +1880,6 @@
           <w:tcPr>
             <w:tcW w:w="1526" w:type="dxa"/>
             <w:vMerge/>
-            <w:shd w:val="clear" w:color="auto" w:fill="auto"/>
             <w:vAlign w:val="center"/>
           </w:tcPr>
           <w:p>
@@ -1809,7 +1899,6 @@
         <w:tc>
           <w:tcPr>
             <w:tcW w:w="1559" w:type="dxa"/>
-            <w:shd w:val="clear" w:color="auto" w:fill="auto"/>
             <w:vAlign w:val="center"/>
           </w:tcPr>
           <w:p>
@@ -1839,27 +1928,35 @@
         <w:tc>
           <w:tcPr>
             <w:tcW w:w="1914" w:type="dxa"/>
-            <w:shd w:val="clear" w:color="auto" w:fill="auto"/>
-            <w:vAlign w:val="center"/>
-          </w:tcPr>
-          <w:p>
-            <w:pPr>
-              <w:spacing w:line="320" w:lineRule="exact"/>
-              <w:jc w:val="center"/>
-              <w:rPr>
-                <w:rFonts w:ascii="標楷體" w:eastAsia="標楷體" w:hAnsi="標楷體" w:cs="Microsoft YaHei"/>
-                <w:bCs/>
-                <w:sz w:val="24"/>
-                <w:szCs w:val="24"/>
-                <w:lang w:eastAsia="zh-TW"/>
-              </w:rPr>
-            </w:pPr>
+            <w:vAlign w:val="center"/>
+          </w:tcPr>
+          <w:p>
+            <w:pPr>
+              <w:spacing w:line="320" w:lineRule="exact"/>
+              <w:jc w:val="center"/>
+              <w:rPr>
+                <w:rFonts w:ascii="標楷體" w:eastAsia="標楷體" w:hAnsi="標楷體" w:cs="Microsoft YaHei"/>
+                <w:bCs/>
+                <w:sz w:val="24"/>
+                <w:szCs w:val="24"/>
+                <w:lang w:eastAsia="zh-TW"/>
+              </w:rPr>
+            </w:pPr>
+            <w:r>
+              <w:rPr>
+                <w:rFonts w:ascii="標楷體" w:eastAsia="標楷體" w:hAnsi="標楷體" w:cs="Microsoft YaHei"/>
+                <w:bCs/>
+                <w:sz w:val="24"/>
+                <w:szCs w:val="24"/>
+                <w:lang w:eastAsia="zh-TW"/>
+              </w:rPr>
+              <w:t>0906111802</w:t>
+            </w:r>
           </w:p>
         </w:tc>
         <w:tc>
           <w:tcPr>
             <w:tcW w:w="1701" w:type="dxa"/>
-            <w:shd w:val="clear" w:color="auto" w:fill="auto"/>
             <w:vAlign w:val="center"/>
           </w:tcPr>
           <w:p>
@@ -1889,7 +1986,6 @@
         <w:tc>
           <w:tcPr>
             <w:tcW w:w="3366" w:type="dxa"/>
-            <w:shd w:val="clear" w:color="auto" w:fill="auto"/>
             <w:vAlign w:val="center"/>
           </w:tcPr>
           <w:p>
@@ -1897,13 +1993,23 @@
               <w:spacing w:line="240" w:lineRule="exact"/>
               <w:jc w:val="center"/>
               <w:rPr>
-                <w:rFonts w:ascii="標楷體" w:eastAsia="標楷體" w:hAnsi="標楷體" w:cs="Microsoft YaHei"/>
-                <w:bCs/>
-                <w:sz w:val="24"/>
-                <w:szCs w:val="24"/>
-                <w:lang w:eastAsia="zh-TW"/>
-              </w:rPr>
-            </w:pPr>
+                <w:rFonts w:ascii="標楷體" w:eastAsia="標楷體" w:hAnsi="標楷體" w:cs="Microsoft YaHei" w:hint="eastAsia"/>
+                <w:bCs/>
+                <w:sz w:val="24"/>
+                <w:szCs w:val="24"/>
+                <w:lang w:eastAsia="zh-TW"/>
+              </w:rPr>
+            </w:pPr>
+            <w:r>
+              <w:rPr>
+                <w:rFonts w:ascii="標楷體" w:eastAsia="標楷體" w:hAnsi="標楷體" w:cs="Microsoft YaHei" w:hint="eastAsia"/>
+                <w:bCs/>
+                <w:sz w:val="24"/>
+                <w:szCs w:val="24"/>
+                <w:lang w:eastAsia="zh-TW"/>
+              </w:rPr>
+              <w:t>11056035@ntub.edu.tw</w:t>
+            </w:r>
           </w:p>
         </w:tc>
       </w:tr>
@@ -1991,6 +2097,16 @@
                 <w:lang w:eastAsia="zh-TW"/>
               </w:rPr>
             </w:pPr>
+            <w:r>
+              <w:rPr>
+                <w:rFonts w:ascii="標楷體" w:eastAsia="標楷體" w:hAnsi="標楷體" w:cs="Microsoft YaHei" w:hint="eastAsia"/>
+                <w:bCs/>
+                <w:sz w:val="24"/>
+                <w:szCs w:val="24"/>
+                <w:lang w:eastAsia="zh-TW"/>
+              </w:rPr>
+              <w:t>李品臻</w:t>
+            </w:r>
           </w:p>
         </w:tc>
         <w:tc>
@@ -2126,6 +2242,16 @@
                 <w:lang w:eastAsia="zh-TW"/>
               </w:rPr>
             </w:pPr>
+            <w:r>
+              <w:rPr>
+                <w:rFonts w:ascii="標楷體" w:eastAsia="標楷體" w:hAnsi="標楷體" w:cs="Microsoft YaHei" w:hint="eastAsia"/>
+                <w:bCs/>
+                <w:sz w:val="24"/>
+                <w:szCs w:val="24"/>
+                <w:lang w:eastAsia="zh-TW"/>
+              </w:rPr>
+              <w:t>0979010797</w:t>
+            </w:r>
           </w:p>
         </w:tc>
         <w:tc>
@@ -2169,13 +2295,23 @@
               <w:spacing w:line="240" w:lineRule="exact"/>
               <w:jc w:val="center"/>
               <w:rPr>
-                <w:rFonts w:ascii="標楷體" w:eastAsia="標楷體" w:hAnsi="標楷體" w:cs="Microsoft YaHei"/>
-                <w:bCs/>
-                <w:sz w:val="24"/>
-                <w:szCs w:val="24"/>
-                <w:lang w:eastAsia="zh-TW"/>
-              </w:rPr>
-            </w:pPr>
+                <w:rFonts w:ascii="標楷體" w:eastAsia="標楷體" w:hAnsi="標楷體" w:cs="Microsoft YaHei" w:hint="eastAsia"/>
+                <w:bCs/>
+                <w:sz w:val="24"/>
+                <w:szCs w:val="24"/>
+                <w:lang w:eastAsia="zh-TW"/>
+              </w:rPr>
+            </w:pPr>
+            <w:r>
+              <w:rPr>
+                <w:rFonts w:ascii="標楷體" w:eastAsia="標楷體" w:hAnsi="標楷體" w:cs="Microsoft YaHei" w:hint="eastAsia"/>
+                <w:bCs/>
+                <w:sz w:val="24"/>
+                <w:szCs w:val="24"/>
+                <w:lang w:eastAsia="zh-TW"/>
+              </w:rPr>
+              <w:t>11056042@ntub.edu.tw</w:t>
+            </w:r>
           </w:p>
         </w:tc>
       </w:tr>
@@ -2188,7 +2324,6 @@
           <w:tcPr>
             <w:tcW w:w="1526" w:type="dxa"/>
             <w:vMerge w:val="restart"/>
-            <w:shd w:val="clear" w:color="auto" w:fill="auto"/>
             <w:vAlign w:val="center"/>
           </w:tcPr>
           <w:p>
@@ -2218,7 +2353,6 @@
         <w:tc>
           <w:tcPr>
             <w:tcW w:w="1559" w:type="dxa"/>
-            <w:shd w:val="clear" w:color="auto" w:fill="auto"/>
             <w:vAlign w:val="center"/>
           </w:tcPr>
           <w:p>
@@ -2248,27 +2382,35 @@
         <w:tc>
           <w:tcPr>
             <w:tcW w:w="1914" w:type="dxa"/>
-            <w:shd w:val="clear" w:color="auto" w:fill="auto"/>
-            <w:vAlign w:val="center"/>
-          </w:tcPr>
-          <w:p>
-            <w:pPr>
-              <w:spacing w:line="320" w:lineRule="exact"/>
-              <w:jc w:val="center"/>
-              <w:rPr>
-                <w:rFonts w:ascii="標楷體" w:eastAsia="標楷體" w:hAnsi="標楷體" w:cs="Microsoft YaHei"/>
-                <w:bCs/>
-                <w:sz w:val="24"/>
-                <w:szCs w:val="24"/>
-                <w:lang w:eastAsia="zh-TW"/>
-              </w:rPr>
-            </w:pPr>
+            <w:vAlign w:val="center"/>
+          </w:tcPr>
+          <w:p>
+            <w:pPr>
+              <w:spacing w:line="320" w:lineRule="exact"/>
+              <w:jc w:val="center"/>
+              <w:rPr>
+                <w:rFonts w:ascii="標楷體" w:eastAsia="標楷體" w:hAnsi="標楷體" w:cs="Microsoft YaHei"/>
+                <w:bCs/>
+                <w:sz w:val="24"/>
+                <w:szCs w:val="24"/>
+                <w:lang w:eastAsia="zh-TW"/>
+              </w:rPr>
+            </w:pPr>
+            <w:r>
+              <w:rPr>
+                <w:rFonts w:ascii="標楷體" w:eastAsia="標楷體" w:hAnsi="標楷體" w:cs="Microsoft YaHei" w:hint="eastAsia"/>
+                <w:bCs/>
+                <w:sz w:val="24"/>
+                <w:szCs w:val="24"/>
+                <w:lang w:eastAsia="zh-TW"/>
+              </w:rPr>
+              <w:t>黃思璇</w:t>
+            </w:r>
           </w:p>
         </w:tc>
         <w:tc>
           <w:tcPr>
             <w:tcW w:w="1701" w:type="dxa"/>
-            <w:shd w:val="clear" w:color="auto" w:fill="auto"/>
             <w:vAlign w:val="center"/>
           </w:tcPr>
           <w:p>
@@ -2296,7 +2438,6 @@
         <w:tc>
           <w:tcPr>
             <w:tcW w:w="3366" w:type="dxa"/>
-            <w:shd w:val="clear" w:color="auto" w:fill="auto"/>
             <w:vAlign w:val="center"/>
           </w:tcPr>
           <w:p>
@@ -2333,7 +2474,6 @@
           <w:tcPr>
             <w:tcW w:w="1526" w:type="dxa"/>
             <w:vMerge/>
-            <w:shd w:val="clear" w:color="auto" w:fill="auto"/>
             <w:vAlign w:val="center"/>
           </w:tcPr>
           <w:p>
@@ -2353,7 +2493,6 @@
         <w:tc>
           <w:tcPr>
             <w:tcW w:w="1559" w:type="dxa"/>
-            <w:shd w:val="clear" w:color="auto" w:fill="auto"/>
             <w:vAlign w:val="center"/>
           </w:tcPr>
           <w:p>
@@ -2383,27 +2522,35 @@
         <w:tc>
           <w:tcPr>
             <w:tcW w:w="1914" w:type="dxa"/>
-            <w:shd w:val="clear" w:color="auto" w:fill="auto"/>
-            <w:vAlign w:val="center"/>
-          </w:tcPr>
-          <w:p>
-            <w:pPr>
-              <w:spacing w:line="320" w:lineRule="exact"/>
-              <w:jc w:val="center"/>
-              <w:rPr>
-                <w:rFonts w:ascii="標楷體" w:eastAsia="標楷體" w:hAnsi="標楷體" w:cs="Microsoft YaHei"/>
-                <w:bCs/>
-                <w:sz w:val="24"/>
-                <w:szCs w:val="24"/>
-                <w:lang w:eastAsia="zh-TW"/>
-              </w:rPr>
-            </w:pPr>
+            <w:vAlign w:val="center"/>
+          </w:tcPr>
+          <w:p>
+            <w:pPr>
+              <w:spacing w:line="320" w:lineRule="exact"/>
+              <w:jc w:val="center"/>
+              <w:rPr>
+                <w:rFonts w:ascii="標楷體" w:eastAsia="標楷體" w:hAnsi="標楷體" w:cs="Microsoft YaHei" w:hint="eastAsia"/>
+                <w:bCs/>
+                <w:sz w:val="24"/>
+                <w:szCs w:val="24"/>
+                <w:lang w:eastAsia="zh-TW"/>
+              </w:rPr>
+            </w:pPr>
+            <w:r>
+              <w:rPr>
+                <w:rFonts w:ascii="標楷體" w:eastAsia="標楷體" w:hAnsi="標楷體" w:cs="Microsoft YaHei" w:hint="eastAsia"/>
+                <w:bCs/>
+                <w:sz w:val="24"/>
+                <w:szCs w:val="24"/>
+                <w:lang w:eastAsia="zh-TW"/>
+              </w:rPr>
+              <w:t>0908887990</w:t>
+            </w:r>
           </w:p>
         </w:tc>
         <w:tc>
           <w:tcPr>
             <w:tcW w:w="1701" w:type="dxa"/>
-            <w:shd w:val="clear" w:color="auto" w:fill="auto"/>
             <w:vAlign w:val="center"/>
           </w:tcPr>
           <w:p>
@@ -2433,7 +2580,6 @@
         <w:tc>
           <w:tcPr>
             <w:tcW w:w="3366" w:type="dxa"/>
-            <w:shd w:val="clear" w:color="auto" w:fill="auto"/>
             <w:vAlign w:val="center"/>
           </w:tcPr>
           <w:p>
@@ -2441,13 +2587,23 @@
               <w:spacing w:line="240" w:lineRule="exact"/>
               <w:jc w:val="center"/>
               <w:rPr>
-                <w:rFonts w:ascii="標楷體" w:eastAsia="標楷體" w:hAnsi="標楷體" w:cs="Microsoft YaHei"/>
-                <w:bCs/>
-                <w:sz w:val="24"/>
-                <w:szCs w:val="24"/>
-                <w:lang w:eastAsia="zh-TW"/>
-              </w:rPr>
-            </w:pPr>
+                <w:rFonts w:ascii="標楷體" w:eastAsia="標楷體" w:hAnsi="標楷體" w:cs="Microsoft YaHei" w:hint="eastAsia"/>
+                <w:bCs/>
+                <w:sz w:val="24"/>
+                <w:szCs w:val="24"/>
+                <w:lang w:eastAsia="zh-TW"/>
+              </w:rPr>
+            </w:pPr>
+            <w:r>
+              <w:rPr>
+                <w:rFonts w:ascii="標楷體" w:eastAsia="標楷體" w:hAnsi="標楷體" w:cs="Microsoft YaHei" w:hint="eastAsia"/>
+                <w:bCs/>
+                <w:sz w:val="24"/>
+                <w:szCs w:val="24"/>
+                <w:lang w:eastAsia="zh-TW"/>
+              </w:rPr>
+              <w:t>11056045@ntub.edu.tw</w:t>
+            </w:r>
           </w:p>
         </w:tc>
       </w:tr>
@@ -2732,7 +2888,6 @@
           <w:tcPr>
             <w:tcW w:w="1526" w:type="dxa"/>
             <w:vMerge w:val="restart"/>
-            <w:shd w:val="clear" w:color="auto" w:fill="auto"/>
             <w:vAlign w:val="center"/>
           </w:tcPr>
           <w:p>
@@ -2762,7 +2917,6 @@
         <w:tc>
           <w:tcPr>
             <w:tcW w:w="1559" w:type="dxa"/>
-            <w:shd w:val="clear" w:color="auto" w:fill="auto"/>
             <w:vAlign w:val="center"/>
           </w:tcPr>
           <w:p>
@@ -2792,7 +2946,6 @@
         <w:tc>
           <w:tcPr>
             <w:tcW w:w="1914" w:type="dxa"/>
-            <w:shd w:val="clear" w:color="auto" w:fill="auto"/>
             <w:vAlign w:val="center"/>
           </w:tcPr>
           <w:p>
@@ -2812,7 +2965,6 @@
         <w:tc>
           <w:tcPr>
             <w:tcW w:w="1701" w:type="dxa"/>
-            <w:shd w:val="clear" w:color="auto" w:fill="auto"/>
             <w:vAlign w:val="center"/>
           </w:tcPr>
           <w:p>
@@ -2840,7 +2992,6 @@
         <w:tc>
           <w:tcPr>
             <w:tcW w:w="3366" w:type="dxa"/>
-            <w:shd w:val="clear" w:color="auto" w:fill="auto"/>
             <w:vAlign w:val="center"/>
           </w:tcPr>
           <w:p>
@@ -2877,7 +3028,6 @@
           <w:tcPr>
             <w:tcW w:w="1526" w:type="dxa"/>
             <w:vMerge/>
-            <w:shd w:val="clear" w:color="auto" w:fill="auto"/>
             <w:vAlign w:val="center"/>
           </w:tcPr>
           <w:p>
@@ -2897,7 +3047,6 @@
         <w:tc>
           <w:tcPr>
             <w:tcW w:w="1559" w:type="dxa"/>
-            <w:shd w:val="clear" w:color="auto" w:fill="auto"/>
             <w:vAlign w:val="center"/>
           </w:tcPr>
           <w:p>
@@ -2927,7 +3076,6 @@
         <w:tc>
           <w:tcPr>
             <w:tcW w:w="1914" w:type="dxa"/>
-            <w:shd w:val="clear" w:color="auto" w:fill="auto"/>
             <w:vAlign w:val="center"/>
           </w:tcPr>
           <w:p>
@@ -2947,7 +3095,6 @@
         <w:tc>
           <w:tcPr>
             <w:tcW w:w="1701" w:type="dxa"/>
-            <w:shd w:val="clear" w:color="auto" w:fill="auto"/>
             <w:vAlign w:val="center"/>
           </w:tcPr>
           <w:p>
@@ -2977,7 +3124,6 @@
         <w:tc>
           <w:tcPr>
             <w:tcW w:w="3366" w:type="dxa"/>
-            <w:shd w:val="clear" w:color="auto" w:fill="auto"/>
             <w:vAlign w:val="center"/>
           </w:tcPr>
           <w:p>
@@ -3276,7 +3422,6 @@
           <w:tcPr>
             <w:tcW w:w="1526" w:type="dxa"/>
             <w:vMerge w:val="restart"/>
-            <w:shd w:val="clear" w:color="auto" w:fill="auto"/>
             <w:vAlign w:val="center"/>
           </w:tcPr>
           <w:p>
@@ -3306,7 +3451,6 @@
         <w:tc>
           <w:tcPr>
             <w:tcW w:w="1559" w:type="dxa"/>
-            <w:shd w:val="clear" w:color="auto" w:fill="auto"/>
             <w:vAlign w:val="center"/>
           </w:tcPr>
           <w:p>
@@ -3336,7 +3480,6 @@
         <w:tc>
           <w:tcPr>
             <w:tcW w:w="1914" w:type="dxa"/>
-            <w:shd w:val="clear" w:color="auto" w:fill="auto"/>
             <w:vAlign w:val="center"/>
           </w:tcPr>
           <w:p>
@@ -3356,7 +3499,6 @@
         <w:tc>
           <w:tcPr>
             <w:tcW w:w="1701" w:type="dxa"/>
-            <w:shd w:val="clear" w:color="auto" w:fill="auto"/>
             <w:vAlign w:val="center"/>
           </w:tcPr>
           <w:p>
@@ -3384,7 +3526,6 @@
         <w:tc>
           <w:tcPr>
             <w:tcW w:w="3366" w:type="dxa"/>
-            <w:shd w:val="clear" w:color="auto" w:fill="auto"/>
             <w:vAlign w:val="center"/>
           </w:tcPr>
           <w:p>
@@ -3421,7 +3562,6 @@
           <w:tcPr>
             <w:tcW w:w="1526" w:type="dxa"/>
             <w:vMerge/>
-            <w:shd w:val="clear" w:color="auto" w:fill="auto"/>
             <w:vAlign w:val="center"/>
           </w:tcPr>
           <w:p>
@@ -3441,7 +3581,6 @@
         <w:tc>
           <w:tcPr>
             <w:tcW w:w="1559" w:type="dxa"/>
-            <w:shd w:val="clear" w:color="auto" w:fill="auto"/>
             <w:vAlign w:val="center"/>
           </w:tcPr>
           <w:p>
@@ -3471,7 +3610,6 @@
         <w:tc>
           <w:tcPr>
             <w:tcW w:w="1914" w:type="dxa"/>
-            <w:shd w:val="clear" w:color="auto" w:fill="auto"/>
             <w:vAlign w:val="center"/>
           </w:tcPr>
           <w:p>
@@ -3491,7 +3629,6 @@
         <w:tc>
           <w:tcPr>
             <w:tcW w:w="1701" w:type="dxa"/>
-            <w:shd w:val="clear" w:color="auto" w:fill="auto"/>
             <w:vAlign w:val="center"/>
           </w:tcPr>
           <w:p>
@@ -3521,7 +3658,6 @@
         <w:tc>
           <w:tcPr>
             <w:tcW w:w="3366" w:type="dxa"/>
-            <w:shd w:val="clear" w:color="auto" w:fill="auto"/>
             <w:vAlign w:val="center"/>
           </w:tcPr>
           <w:p>
@@ -3567,7 +3703,7 @@
         <mc:AlternateContent>
           <mc:Choice Requires="wps">
             <w:drawing>
-              <wp:anchor distT="45720" distB="45720" distL="114300" distR="114300" simplePos="0" relativeHeight="251660800" behindDoc="0" locked="0" layoutInCell="1" allowOverlap="1">
+              <wp:anchor distT="45720" distB="45720" distL="114300" distR="114300" simplePos="0" relativeHeight="251660800" behindDoc="0" locked="0" layoutInCell="1" allowOverlap="1" wp14:anchorId="09B169B8" wp14:editId="763178CE">
                 <wp:simplePos x="0" y="0"/>
                 <wp:positionH relativeFrom="column">
                   <wp:posOffset>3898265</wp:posOffset>
@@ -3661,7 +3797,7 @@
           </mc:Choice>
           <mc:Fallback>
             <w:pict>
-              <v:shape id="_x0000_s1028" type="#_x0000_t202" style="position:absolute;margin-left:306.95pt;margin-top:3.65pt;width:191.3pt;height:110.6pt;z-index:251660800;visibility:visible;mso-wrap-style:square;mso-width-percent:0;mso-height-percent:200;mso-wrap-distance-left:9pt;mso-wrap-distance-top:3.6pt;mso-wrap-distance-right:9pt;mso-wrap-distance-bottom:3.6pt;mso-position-horizontal:absolute;mso-position-horizontal-relative:text;mso-position-vertical:absolute;mso-position-vertical-relative:text;mso-width-percent:0;mso-height-percent:200;mso-width-relative:margin;mso-height-relative:margin;v-text-anchor:top" o:gfxdata="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" fillcolor="white [3212]" stroked="f">
+              <v:shape w14:anchorId="09B169B8" id="_x0000_s1028" type="#_x0000_t202" style="position:absolute;margin-left:306.95pt;margin-top:3.65pt;width:191.3pt;height:110.6pt;z-index:251660800;visibility:visible;mso-wrap-style:square;mso-width-percent:0;mso-height-percent:200;mso-wrap-distance-left:9pt;mso-wrap-distance-top:3.6pt;mso-wrap-distance-right:9pt;mso-wrap-distance-bottom:3.6pt;mso-position-horizontal:absolute;mso-position-horizontal-relative:text;mso-position-vertical:absolute;mso-position-vertical-relative:text;mso-width-percent:0;mso-height-percent:200;mso-width-relative:margin;mso-height-relative:margin;v-text-anchor:top" o:gfxdata="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" fillcolor="white [3212]" stroked="f">
                 <v:textbox style="mso-fit-shape-to-text:t">
                   <w:txbxContent>
                     <w:p>
@@ -3718,7 +3854,7 @@
 </file>
 
 <file path=word/endnotes.xml><?xml version="1.0" encoding="utf-8"?>
-<w:endnotes xmlns:wpc="http://schemas.microsoft.com/office/word/2010/wordprocessingCanvas" xmlns:cx="http://schemas.microsoft.com/office/drawing/2014/chartex" xmlns:cx1="http://schemas.microsoft.com/office/drawing/2015/9/8/chartex" xmlns:mc="http://schemas.openxmlformats.org/markup-compatibility/2006" xmlns:o="urn:schemas-microsoft-com:office:office" xmlns:r="http://schemas.openxmlformats.org/officeDocument/2006/relationships" xmlns:m="http://schemas.openxmlformats.org/officeDocument/2006/math" xmlns:v="urn:schemas-microsoft-com:vml" xmlns:wp14="http://schemas.microsoft.com/office/word/2010/wordprocessingDrawing" xmlns:wp="http://schemas.openxmlformats.org/drawingml/2006/wordprocessingDrawing" xmlns:w10="urn:schemas-microsoft-com:office:word" xmlns:w="http://schemas.openxmlformats.org/wordprocessingml/2006/main" xmlns:w14="http://schemas.microsoft.com/office/word/2010/wordml" xmlns:w15="http://schemas.microsoft.com/office/word/2012/wordml" xmlns:w16se="http://schemas.microsoft.com/office/word/2015/wordml/symex" xmlns:wpg="http://schemas.microsoft.com/office/word/2010/wordprocessingGroup" xmlns:wpi="http://schemas.microsoft.com/office/word/2010/wordprocessingInk" xmlns:wne="http://schemas.microsoft.com/office/word/2006/wordml" xmlns:wps="http://schemas.microsoft.com/office/word/2010/wordprocessingShape" mc:Ignorable="w14 w15 w16se wp14">
+<w:endnotes xmlns:wpc="http://schemas.microsoft.com/office/word/2010/wordprocessingCanvas" xmlns:cx="http://schemas.microsoft.com/office/drawing/2014/chartex" xmlns:cx1="http://schemas.microsoft.com/office/drawing/2015/9/8/chartex" xmlns:cx2="http://schemas.microsoft.com/office/drawing/2015/10/21/chartex" xmlns:cx3="http://schemas.microsoft.com/office/drawing/2016/5/9/chartex" xmlns:cx4="http://schemas.microsoft.com/office/drawing/2016/5/10/chartex" xmlns:cx5="http://schemas.microsoft.com/office/drawing/2016/5/11/chartex" xmlns:cx6="http://schemas.microsoft.com/office/drawing/2016/5/12/chartex" xmlns:cx7="http://schemas.microsoft.com/office/drawing/2016/5/13/chartex" xmlns:cx8="http://schemas.microsoft.com/office/drawing/2016/5/14/chartex" xmlns:mc="http://schemas.openxmlformats.org/markup-compatibility/2006" xmlns:aink="http://schemas.microsoft.com/office/drawing/2016/ink" xmlns:am3d="http://schemas.microsoft.com/office/drawing/2017/model3d" xmlns:o="urn:schemas-microsoft-com:office:office" xmlns:oel="http://schemas.microsoft.com/office/2019/extlst" xmlns:r="http://schemas.openxmlformats.org/officeDocument/2006/relationships" xmlns:m="http://schemas.openxmlformats.org/officeDocument/2006/math" xmlns:v="urn:schemas-microsoft-com:vml" xmlns:wp14="http://schemas.microsoft.com/office/word/2010/wordprocessingDrawing" xmlns:wp="http://schemas.openxmlformats.org/drawingml/2006/wordprocessingDrawing" xmlns:w10="urn:schemas-microsoft-com:office:word" xmlns:w="http://schemas.openxmlformats.org/wordprocessingml/2006/main" xmlns:w14="http://schemas.microsoft.com/office/word/2010/wordml" xmlns:w15="http://schemas.microsoft.com/office/word/2012/wordml" xmlns:w16cex="http://schemas.microsoft.com/office/word/2018/wordml/cex" xmlns:w16cid="http://schemas.microsoft.com/office/word/2016/wordml/cid" xmlns:w16="http://schemas.microsoft.com/office/word/2018/wordml" xmlns:w16du="http://schemas.microsoft.com/office/word/2023/wordml/word16du" xmlns:w16sdtdh="http://schemas.microsoft.com/office/word/2020/wordml/sdtdatahash" xmlns:w16sdtfl="http://schemas.microsoft.com/office/word/2024/wordml/sdtformatlock" xmlns:w16se="http://schemas.microsoft.com/office/word/2015/wordml/symex" xmlns:wpg="http://schemas.microsoft.com/office/word/2010/wordprocessingGroup" xmlns:wpi="http://schemas.microsoft.com/office/word/2010/wordprocessingInk" xmlns:wne="http://schemas.microsoft.com/office/word/2006/wordml" xmlns:wps="http://schemas.microsoft.com/office/word/2010/wordprocessingShape" mc:Ignorable="w14 w15 w16se w16cid w16 w16cex w16sdtdh w16sdtfl w16du wp14">
   <w:endnote w:type="separator" w:id="-1">
     <w:p>
       <w:r>
@@ -3737,7 +3873,7 @@
 </file>
 
 <file path=word/footnotes.xml><?xml version="1.0" encoding="utf-8"?>
-<w:footnotes xmlns:wpc="http://schemas.microsoft.com/office/word/2010/wordprocessingCanvas" xmlns:cx="http://schemas.microsoft.com/office/drawing/2014/chartex" xmlns:cx1="http://schemas.microsoft.com/office/drawing/2015/9/8/chartex" xmlns:mc="http://schemas.openxmlformats.org/markup-compatibility/2006" xmlns:o="urn:schemas-microsoft-com:office:office" xmlns:r="http://schemas.openxmlformats.org/officeDocument/2006/relationships" xmlns:m="http://schemas.openxmlformats.org/officeDocument/2006/math" xmlns:v="urn:schemas-microsoft-com:vml" xmlns:wp14="http://schemas.microsoft.com/office/word/2010/wordprocessingDrawing" xmlns:wp="http://schemas.openxmlformats.org/drawingml/2006/wordprocessingDrawing" xmlns:w10="urn:schemas-microsoft-com:office:word" xmlns:w="http://schemas.openxmlformats.org/wordprocessingml/2006/main" xmlns:w14="http://schemas.microsoft.com/office/word/2010/wordml" xmlns:w15="http://schemas.microsoft.com/office/word/2012/wordml" xmlns:w16se="http://schemas.microsoft.com/office/word/2015/wordml/symex" xmlns:wpg="http://schemas.microsoft.com/office/word/2010/wordprocessingGroup" xmlns:wpi="http://schemas.microsoft.com/office/word/2010/wordprocessingInk" xmlns:wne="http://schemas.microsoft.com/office/word/2006/wordml" xmlns:wps="http://schemas.microsoft.com/office/word/2010/wordprocessingShape" mc:Ignorable="w14 w15 w16se wp14">
+<w:footnotes xmlns:wpc="http://schemas.microsoft.com/office/word/2010/wordprocessingCanvas" xmlns:cx="http://schemas.microsoft.com/office/drawing/2014/chartex" xmlns:cx1="http://schemas.microsoft.com/office/drawing/2015/9/8/chartex" xmlns:cx2="http://schemas.microsoft.com/office/drawing/2015/10/21/chartex" xmlns:cx3="http://schemas.microsoft.com/office/drawing/2016/5/9/chartex" xmlns:cx4="http://schemas.microsoft.com/office/drawing/2016/5/10/chartex" xmlns:cx5="http://schemas.microsoft.com/office/drawing/2016/5/11/chartex" xmlns:cx6="http://schemas.microsoft.com/office/drawing/2016/5/12/chartex" xmlns:cx7="http://schemas.microsoft.com/office/drawing/2016/5/13/chartex" xmlns:cx8="http://schemas.microsoft.com/office/drawing/2016/5/14/chartex" xmlns:mc="http://schemas.openxmlformats.org/markup-compatibility/2006" xmlns:aink="http://schemas.microsoft.com/office/drawing/2016/ink" xmlns:am3d="http://schemas.microsoft.com/office/drawing/2017/model3d" xmlns:o="urn:schemas-microsoft-com:office:office" xmlns:oel="http://schemas.microsoft.com/office/2019/extlst" xmlns:r="http://schemas.openxmlformats.org/officeDocument/2006/relationships" xmlns:m="http://schemas.openxmlformats.org/officeDocument/2006/math" xmlns:v="urn:schemas-microsoft-com:vml" xmlns:wp14="http://schemas.microsoft.com/office/word/2010/wordprocessingDrawing" xmlns:wp="http://schemas.openxmlformats.org/drawingml/2006/wordprocessingDrawing" xmlns:w10="urn:schemas-microsoft-com:office:word" xmlns:w="http://schemas.openxmlformats.org/wordprocessingml/2006/main" xmlns:w14="http://schemas.microsoft.com/office/word/2010/wordml" xmlns:w15="http://schemas.microsoft.com/office/word/2012/wordml" xmlns:w16cex="http://schemas.microsoft.com/office/word/2018/wordml/cex" xmlns:w16cid="http://schemas.microsoft.com/office/word/2016/wordml/cid" xmlns:w16="http://schemas.microsoft.com/office/word/2018/wordml" xmlns:w16du="http://schemas.microsoft.com/office/word/2023/wordml/word16du" xmlns:w16sdtdh="http://schemas.microsoft.com/office/word/2020/wordml/sdtdatahash" xmlns:w16sdtfl="http://schemas.microsoft.com/office/word/2024/wordml/sdtformatlock" xmlns:w16se="http://schemas.microsoft.com/office/word/2015/wordml/symex" xmlns:wpg="http://schemas.microsoft.com/office/word/2010/wordprocessingGroup" xmlns:wpi="http://schemas.microsoft.com/office/word/2010/wordprocessingInk" xmlns:wne="http://schemas.microsoft.com/office/word/2006/wordml" xmlns:wps="http://schemas.microsoft.com/office/word/2010/wordprocessingShape" mc:Ignorable="w14 w15 w16se w16cid w16 w16cex w16sdtdh w16sdtfl w16du wp14">
   <w:footnote w:type="separator" w:id="-1">
     <w:p>
       <w:r>
@@ -3756,7 +3892,7 @@
 </file>
 
 <file path=word/numbering.xml><?xml version="1.0" encoding="utf-8"?>
-<w:numbering xmlns:wpc="http://schemas.microsoft.com/office/word/2010/wordprocessingCanvas" xmlns:cx="http://schemas.microsoft.com/office/drawing/2014/chartex" xmlns:cx1="http://schemas.microsoft.com/office/drawing/2015/9/8/chartex" xmlns:mc="http://schemas.openxmlformats.org/markup-compatibility/2006" xmlns:o="urn:schemas-microsoft-com:office:office" xmlns:r="http://schemas.openxmlformats.org/officeDocument/2006/relationships" xmlns:m="http://schemas.openxmlformats.org/officeDocument/2006/math" xmlns:v="urn:schemas-microsoft-com:vml" xmlns:wp14="http://schemas.microsoft.com/office/word/2010/wordprocessingDrawing" xmlns:wp="http://schemas.openxmlformats.org/drawingml/2006/wordprocessingDrawing" xmlns:w10="urn:schemas-microsoft-com:office:word" xmlns:w="http://schemas.openxmlformats.org/wordprocessingml/2006/main" xmlns:w14="http://schemas.microsoft.com/office/word/2010/wordml" xmlns:w15="http://schemas.microsoft.com/office/word/2012/wordml" xmlns:w16se="http://schemas.microsoft.com/office/word/2015/wordml/symex" xmlns:wpg="http://schemas.microsoft.com/office/word/2010/wordprocessingGroup" xmlns:wpi="http://schemas.microsoft.com/office/word/2010/wordprocessingInk" xmlns:wne="http://schemas.microsoft.com/office/word/2006/wordml" xmlns:wps="http://schemas.microsoft.com/office/word/2010/wordprocessingShape" mc:Ignorable="w14 w15 w16se wp14">
+<w:numbering xmlns:wpc="http://schemas.microsoft.com/office/word/2010/wordprocessingCanvas" xmlns:cx="http://schemas.microsoft.com/office/drawing/2014/chartex" xmlns:cx1="http://schemas.microsoft.com/office/drawing/2015/9/8/chartex" xmlns:cx2="http://schemas.microsoft.com/office/drawing/2015/10/21/chartex" xmlns:cx3="http://schemas.microsoft.com/office/drawing/2016/5/9/chartex" xmlns:cx4="http://schemas.microsoft.com/office/drawing/2016/5/10/chartex" xmlns:cx5="http://schemas.microsoft.com/office/drawing/2016/5/11/chartex" xmlns:cx6="http://schemas.microsoft.com/office/drawing/2016/5/12/chartex" xmlns:cx7="http://schemas.microsoft.com/office/drawing/2016/5/13/chartex" xmlns:cx8="http://schemas.microsoft.com/office/drawing/2016/5/14/chartex" xmlns:mc="http://schemas.openxmlformats.org/markup-compatibility/2006" xmlns:aink="http://schemas.microsoft.com/office/drawing/2016/ink" xmlns:am3d="http://schemas.microsoft.com/office/drawing/2017/model3d" xmlns:o="urn:schemas-microsoft-com:office:office" xmlns:oel="http://schemas.microsoft.com/office/2019/extlst" xmlns:r="http://schemas.openxmlformats.org/officeDocument/2006/relationships" xmlns:m="http://schemas.openxmlformats.org/officeDocument/2006/math" xmlns:v="urn:schemas-microsoft-com:vml" xmlns:wp14="http://schemas.microsoft.com/office/word/2010/wordprocessingDrawing" xmlns:wp="http://schemas.openxmlformats.org/drawingml/2006/wordprocessingDrawing" xmlns:w10="urn:schemas-microsoft-com:office:word" xmlns:w="http://schemas.openxmlformats.org/wordprocessingml/2006/main" xmlns:w14="http://schemas.microsoft.com/office/word/2010/wordml" xmlns:w15="http://schemas.microsoft.com/office/word/2012/wordml" xmlns:w16cex="http://schemas.microsoft.com/office/word/2018/wordml/cex" xmlns:w16cid="http://schemas.microsoft.com/office/word/2016/wordml/cid" xmlns:w16="http://schemas.microsoft.com/office/word/2018/wordml" xmlns:w16du="http://schemas.microsoft.com/office/word/2023/wordml/word16du" xmlns:w16sdtdh="http://schemas.microsoft.com/office/word/2020/wordml/sdtdatahash" xmlns:w16sdtfl="http://schemas.microsoft.com/office/word/2024/wordml/sdtformatlock" xmlns:w16se="http://schemas.microsoft.com/office/word/2015/wordml/symex" xmlns:wpg="http://schemas.microsoft.com/office/word/2010/wordprocessingGroup" xmlns:wpi="http://schemas.microsoft.com/office/word/2010/wordprocessingInk" xmlns:wne="http://schemas.microsoft.com/office/word/2006/wordml" xmlns:wps="http://schemas.microsoft.com/office/word/2010/wordprocessingShape" mc:Ignorable="w14 w15 w16se w16cid w16 w16cex w16sdtdh w16sdtfl w16du wp14">
   <w:abstractNum w:abstractNumId="0" w15:restartNumberingAfterBreak="0">
     <w:nsid w:val="1D4E7A95"/>
     <w:multiLevelType w:val="hybridMultilevel"/>
@@ -3982,17 +4118,17 @@
       </w:rPr>
     </w:lvl>
   </w:abstractNum>
-  <w:num w:numId="1">
+  <w:num w:numId="1" w16cid:durableId="733040049">
     <w:abstractNumId w:val="1"/>
   </w:num>
-  <w:num w:numId="2">
+  <w:num w:numId="2" w16cid:durableId="1206285695">
     <w:abstractNumId w:val="0"/>
   </w:num>
 </w:numbering>
 </file>
 
 <file path=word/styles.xml><?xml version="1.0" encoding="utf-8"?>
-<w:styles xmlns:mc="http://schemas.openxmlformats.org/markup-compatibility/2006" xmlns:r="http://schemas.openxmlformats.org/officeDocument/2006/relationships" xmlns:w="http://schemas.openxmlformats.org/wordprocessingml/2006/main" xmlns:w14="http://schemas.microsoft.com/office/word/2010/wordml" xmlns:w15="http://schemas.microsoft.com/office/word/2012/wordml" xmlns:w16se="http://schemas.microsoft.com/office/word/2015/wordml/symex" mc:Ignorable="w14 w15 w16se">
+<w:styles xmlns:mc="http://schemas.openxmlformats.org/markup-compatibility/2006" xmlns:r="http://schemas.openxmlformats.org/officeDocument/2006/relationships" xmlns:w="http://schemas.openxmlformats.org/wordprocessingml/2006/main" xmlns:w14="http://schemas.microsoft.com/office/word/2010/wordml" xmlns:w15="http://schemas.microsoft.com/office/word/2012/wordml" xmlns:w16cex="http://schemas.microsoft.com/office/word/2018/wordml/cex" xmlns:w16cid="http://schemas.microsoft.com/office/word/2016/wordml/cid" xmlns:w16="http://schemas.microsoft.com/office/word/2018/wordml" xmlns:w16du="http://schemas.microsoft.com/office/word/2023/wordml/word16du" xmlns:w16sdtdh="http://schemas.microsoft.com/office/word/2020/wordml/sdtdatahash" xmlns:w16sdtfl="http://schemas.microsoft.com/office/word/2024/wordml/sdtformatlock" xmlns:w16se="http://schemas.microsoft.com/office/word/2015/wordml/symex" mc:Ignorable="w14 w15 w16se w16cid w16 w16cex w16sdtdh w16sdtfl w16du">
   <w:docDefaults>
     <w:rPrDefault>
       <w:rPr>
@@ -4005,7 +4141,7 @@
     </w:rPrDefault>
     <w:pPrDefault/>
   </w:docDefaults>
-  <w:latentStyles w:defLockedState="0" w:defUIPriority="99" w:defSemiHidden="0" w:defUnhideWhenUsed="0" w:defQFormat="0" w:count="371">
+  <w:latentStyles w:defLockedState="0" w:defUIPriority="99" w:defSemiHidden="0" w:defUnhideWhenUsed="0" w:defQFormat="0" w:count="376">
     <w:lsdException w:name="Normal" w:uiPriority="0" w:qFormat="1"/>
     <w:lsdException w:name="heading 1" w:uiPriority="9" w:qFormat="1"/>
     <w:lsdException w:name="heading 2" w:semiHidden="1" w:uiPriority="9" w:unhideWhenUsed="1" w:qFormat="1"/>
@@ -4377,6 +4513,11 @@
     <w:lsdException w:name="List Table 5 Dark Accent 6" w:uiPriority="50"/>
     <w:lsdException w:name="List Table 6 Colorful Accent 6" w:uiPriority="51"/>
     <w:lsdException w:name="List Table 7 Colorful Accent 6" w:uiPriority="52"/>
+    <w:lsdException w:name="Mention" w:semiHidden="1" w:unhideWhenUsed="1"/>
+    <w:lsdException w:name="Smart Hyperlink" w:semiHidden="1" w:unhideWhenUsed="1"/>
+    <w:lsdException w:name="Hashtag" w:semiHidden="1" w:unhideWhenUsed="1"/>
+    <w:lsdException w:name="Unresolved Mention" w:semiHidden="1" w:unhideWhenUsed="1"/>
+    <w:lsdException w:name="Smart Link" w:semiHidden="1" w:unhideWhenUsed="1"/>
   </w:latentStyles>
   <w:style w:type="paragraph" w:default="1" w:styleId="a">
     <w:name w:val="Normal"/>
@@ -4389,7 +4530,6 @@
   <w:style w:type="character" w:default="1" w:styleId="a0">
     <w:name w:val="Default Paragraph Font"/>
     <w:uiPriority w:val="1"/>
-    <w:semiHidden/>
     <w:unhideWhenUsed/>
   </w:style>
   <w:style w:type="table" w:default="1" w:styleId="a1">
@@ -4518,6 +4658,29 @@
     <w:pPr>
       <w:ind w:leftChars="200" w:left="480"/>
     </w:pPr>
+  </w:style>
+  <w:style w:type="character" w:styleId="a9">
+    <w:name w:val="Hyperlink"/>
+    <w:basedOn w:val="a0"/>
+    <w:uiPriority w:val="99"/>
+    <w:unhideWhenUsed/>
+    <w:rsid w:val="00C40A59"/>
+    <w:rPr>
+      <w:color w:val="0000FF" w:themeColor="hyperlink"/>
+      <w:u w:val="single"/>
+    </w:rPr>
+  </w:style>
+  <w:style w:type="character" w:styleId="aa">
+    <w:name w:val="Unresolved Mention"/>
+    <w:basedOn w:val="a0"/>
+    <w:uiPriority w:val="99"/>
+    <w:semiHidden/>
+    <w:unhideWhenUsed/>
+    <w:rsid w:val="00C40A59"/>
+    <w:rPr>
+      <w:color w:val="605E5C"/>
+      <w:shd w:val="clear" w:color="auto" w:fill="E1DFDD"/>
+    </w:rPr>
   </w:style>
 </w:styles>
 </file>

--- a/文件/競賽的相關東西/崑山科技大學2025智慧生活創業競賽/附件一、團隊名稱-作品名稱 (團隊報名表).docx
+++ b/文件/競賽的相關東西/崑山科技大學2025智慧生活創業競賽/附件一、團隊名稱-作品名稱 (團隊報名表).docx
@@ -1569,7 +1569,17 @@
                 <w:szCs w:val="24"/>
                 <w:lang w:eastAsia="zh-TW"/>
               </w:rPr>
-              <w:t>資訊管理系五年級</w:t>
+              <w:t>資訊管理系五年</w:t>
+            </w:r>
+            <w:r>
+              <w:rPr>
+                <w:rFonts w:ascii="標楷體" w:eastAsia="標楷體" w:hAnsi="標楷體" w:cs="Microsoft YaHei" w:hint="eastAsia"/>
+                <w:bCs/>
+                <w:sz w:val="24"/>
+                <w:szCs w:val="24"/>
+                <w:lang w:eastAsia="zh-TW"/>
+              </w:rPr>
+              <w:t>甲班</w:t>
             </w:r>
           </w:p>
         </w:tc>
@@ -1641,7 +1651,7 @@
               <w:spacing w:line="320" w:lineRule="exact"/>
               <w:jc w:val="center"/>
               <w:rPr>
-                <w:rFonts w:ascii="標楷體" w:eastAsia="標楷體" w:hAnsi="標楷體" w:cs="Microsoft YaHei" w:hint="eastAsia"/>
+                <w:rFonts w:ascii="標楷體" w:eastAsia="標楷體" w:hAnsi="標楷體" w:cs="Microsoft YaHei"/>
                 <w:bCs/>
                 <w:sz w:val="24"/>
                 <w:szCs w:val="24"/>
@@ -1701,7 +1711,7 @@
               <w:spacing w:line="240" w:lineRule="exact"/>
               <w:jc w:val="center"/>
               <w:rPr>
-                <w:rFonts w:ascii="標楷體" w:eastAsia="標楷體" w:hAnsi="標楷體" w:cs="Microsoft YaHei" w:hint="eastAsia"/>
+                <w:rFonts w:ascii="標楷體" w:eastAsia="標楷體" w:hAnsi="標楷體" w:cs="Microsoft YaHei"/>
                 <w:bCs/>
                 <w:sz w:val="24"/>
                 <w:szCs w:val="24"/>
@@ -1866,7 +1876,27 @@
                 <w:szCs w:val="24"/>
                 <w:lang w:eastAsia="zh-TW"/>
               </w:rPr>
+              <w:t>臺北商業大學</w:t>
+            </w:r>
+            <w:r>
+              <w:rPr>
+                <w:rFonts w:ascii="標楷體" w:eastAsia="標楷體" w:hAnsi="標楷體" w:cs="Microsoft YaHei" w:hint="eastAsia"/>
+                <w:bCs/>
+                <w:sz w:val="24"/>
+                <w:szCs w:val="24"/>
+                <w:lang w:eastAsia="zh-TW"/>
+              </w:rPr>
               <w:t>/</w:t>
+            </w:r>
+            <w:r>
+              <w:rPr>
+                <w:rFonts w:ascii="標楷體" w:eastAsia="標楷體" w:hAnsi="標楷體" w:cs="Microsoft YaHei" w:hint="eastAsia"/>
+                <w:bCs/>
+                <w:sz w:val="24"/>
+                <w:szCs w:val="24"/>
+                <w:lang w:eastAsia="zh-TW"/>
+              </w:rPr>
+              <w:t>資訊管理系五年甲班</w:t>
             </w:r>
           </w:p>
         </w:tc>
@@ -1993,7 +2023,7 @@
               <w:spacing w:line="240" w:lineRule="exact"/>
               <w:jc w:val="center"/>
               <w:rPr>
-                <w:rFonts w:ascii="標楷體" w:eastAsia="標楷體" w:hAnsi="標楷體" w:cs="Microsoft YaHei" w:hint="eastAsia"/>
+                <w:rFonts w:ascii="標楷體" w:eastAsia="標楷體" w:hAnsi="標楷體" w:cs="Microsoft YaHei"/>
                 <w:bCs/>
                 <w:sz w:val="24"/>
                 <w:szCs w:val="24"/>
@@ -2163,7 +2193,27 @@
                 <w:szCs w:val="24"/>
                 <w:lang w:eastAsia="zh-TW"/>
               </w:rPr>
+              <w:t>臺北商業大學</w:t>
+            </w:r>
+            <w:r>
+              <w:rPr>
+                <w:rFonts w:ascii="標楷體" w:eastAsia="標楷體" w:hAnsi="標楷體" w:cs="Microsoft YaHei" w:hint="eastAsia"/>
+                <w:bCs/>
+                <w:sz w:val="24"/>
+                <w:szCs w:val="24"/>
+                <w:lang w:eastAsia="zh-TW"/>
+              </w:rPr>
               <w:t>/</w:t>
+            </w:r>
+            <w:r>
+              <w:rPr>
+                <w:rFonts w:ascii="標楷體" w:eastAsia="標楷體" w:hAnsi="標楷體" w:cs="Microsoft YaHei" w:hint="eastAsia"/>
+                <w:bCs/>
+                <w:sz w:val="24"/>
+                <w:szCs w:val="24"/>
+                <w:lang w:eastAsia="zh-TW"/>
+              </w:rPr>
+              <w:t>資訊管理系五年甲班</w:t>
             </w:r>
           </w:p>
         </w:tc>
@@ -2295,7 +2345,7 @@
               <w:spacing w:line="240" w:lineRule="exact"/>
               <w:jc w:val="center"/>
               <w:rPr>
-                <w:rFonts w:ascii="標楷體" w:eastAsia="標楷體" w:hAnsi="標楷體" w:cs="Microsoft YaHei" w:hint="eastAsia"/>
+                <w:rFonts w:ascii="標楷體" w:eastAsia="標楷體" w:hAnsi="標楷體" w:cs="Microsoft YaHei"/>
                 <w:bCs/>
                 <w:sz w:val="24"/>
                 <w:szCs w:val="24"/>
@@ -2460,7 +2510,27 @@
                 <w:szCs w:val="24"/>
                 <w:lang w:eastAsia="zh-TW"/>
               </w:rPr>
+              <w:t>臺北商業大學</w:t>
+            </w:r>
+            <w:r>
+              <w:rPr>
+                <w:rFonts w:ascii="標楷體" w:eastAsia="標楷體" w:hAnsi="標楷體" w:cs="Microsoft YaHei" w:hint="eastAsia"/>
+                <w:bCs/>
+                <w:sz w:val="24"/>
+                <w:szCs w:val="24"/>
+                <w:lang w:eastAsia="zh-TW"/>
+              </w:rPr>
               <w:t>/</w:t>
+            </w:r>
+            <w:r>
+              <w:rPr>
+                <w:rFonts w:ascii="標楷體" w:eastAsia="標楷體" w:hAnsi="標楷體" w:cs="Microsoft YaHei" w:hint="eastAsia"/>
+                <w:bCs/>
+                <w:sz w:val="24"/>
+                <w:szCs w:val="24"/>
+                <w:lang w:eastAsia="zh-TW"/>
+              </w:rPr>
+              <w:t>資訊管理系五年甲班</w:t>
             </w:r>
           </w:p>
         </w:tc>
@@ -2529,7 +2599,7 @@
               <w:spacing w:line="320" w:lineRule="exact"/>
               <w:jc w:val="center"/>
               <w:rPr>
-                <w:rFonts w:ascii="標楷體" w:eastAsia="標楷體" w:hAnsi="標楷體" w:cs="Microsoft YaHei" w:hint="eastAsia"/>
+                <w:rFonts w:ascii="標楷體" w:eastAsia="標楷體" w:hAnsi="標楷體" w:cs="Microsoft YaHei"/>
                 <w:bCs/>
                 <w:sz w:val="24"/>
                 <w:szCs w:val="24"/>
@@ -2587,7 +2657,7 @@
               <w:spacing w:line="240" w:lineRule="exact"/>
               <w:jc w:val="center"/>
               <w:rPr>
-                <w:rFonts w:ascii="標楷體" w:eastAsia="標楷體" w:hAnsi="標楷體" w:cs="Microsoft YaHei" w:hint="eastAsia"/>
+                <w:rFonts w:ascii="標楷體" w:eastAsia="標楷體" w:hAnsi="標楷體" w:cs="Microsoft YaHei"/>
                 <w:bCs/>
                 <w:sz w:val="24"/>
                 <w:szCs w:val="24"/>
@@ -4530,6 +4600,7 @@
   <w:style w:type="character" w:default="1" w:styleId="a0">
     <w:name w:val="Default Paragraph Font"/>
     <w:uiPriority w:val="1"/>
+    <w:semiHidden/>
     <w:unhideWhenUsed/>
   </w:style>
   <w:style w:type="table" w:default="1" w:styleId="a1">

--- a/文件/競賽的相關東西/崑山科技大學2025智慧生活創業競賽/附件一、團隊名稱-作品名稱 (團隊報名表).docx
+++ b/文件/競賽的相關東西/崑山科技大學2025智慧生活創業競賽/附件一、團隊名稱-作品名稱 (團隊報名表).docx
@@ -926,7 +926,37 @@
                 <w:szCs w:val="24"/>
                 <w:lang w:eastAsia="zh-TW"/>
               </w:rPr>
+              <w:t>臺北商業大學</w:t>
+            </w:r>
+            <w:r>
+              <w:rPr>
+                <w:rFonts w:ascii="標楷體" w:eastAsia="標楷體" w:hAnsi="標楷體" w:cs="Microsoft YaHei" w:hint="eastAsia"/>
+                <w:bCs/>
+                <w:sz w:val="24"/>
+                <w:szCs w:val="24"/>
+                <w:lang w:eastAsia="zh-TW"/>
+              </w:rPr>
+              <w:t>資訊管理系</w:t>
+            </w:r>
+            <w:r>
+              <w:rPr>
+                <w:rFonts w:ascii="標楷體" w:eastAsia="標楷體" w:hAnsi="標楷體" w:cs="Microsoft YaHei" w:hint="eastAsia"/>
+                <w:bCs/>
+                <w:sz w:val="24"/>
+                <w:szCs w:val="24"/>
+                <w:lang w:eastAsia="zh-TW"/>
+              </w:rPr>
               <w:t>/</w:t>
+            </w:r>
+            <w:r>
+              <w:rPr>
+                <w:rFonts w:ascii="標楷體" w:eastAsia="標楷體" w:hAnsi="標楷體" w:cs="Microsoft YaHei" w:hint="eastAsia"/>
+                <w:bCs/>
+                <w:sz w:val="24"/>
+                <w:szCs w:val="24"/>
+                <w:lang w:eastAsia="zh-TW"/>
+              </w:rPr>
+              <w:t>助理教授</w:t>
             </w:r>
           </w:p>
         </w:tc>
@@ -1087,55 +1117,60 @@
           <w:tcPr>
             <w:tcW w:w="1526" w:type="dxa"/>
             <w:vMerge w:val="restart"/>
-            <w:vAlign w:val="center"/>
-          </w:tcPr>
-          <w:p>
-            <w:pPr>
-              <w:spacing w:line="320" w:lineRule="exact"/>
-              <w:jc w:val="center"/>
-              <w:rPr>
-                <w:rFonts w:ascii="標楷體" w:eastAsia="標楷體" w:hAnsi="標楷體" w:cs="Microsoft YaHei"/>
-                <w:bCs/>
-                <w:sz w:val="24"/>
-                <w:szCs w:val="24"/>
-                <w:lang w:eastAsia="zh-TW"/>
-              </w:rPr>
-            </w:pPr>
-            <w:r>
-              <w:rPr>
-                <w:rFonts w:ascii="標楷體" w:eastAsia="標楷體" w:hAnsi="標楷體" w:cs="Microsoft YaHei" w:hint="eastAsia"/>
-                <w:bCs/>
-                <w:sz w:val="24"/>
-                <w:szCs w:val="24"/>
-                <w:lang w:eastAsia="zh-TW"/>
-              </w:rPr>
-              <w:t>指導老師</w:t>
-            </w:r>
-            <w:r>
-              <w:rPr>
-                <w:rFonts w:ascii="標楷體" w:eastAsia="標楷體" w:hAnsi="標楷體" w:cs="Microsoft YaHei"/>
-                <w:bCs/>
-                <w:sz w:val="24"/>
-                <w:szCs w:val="24"/>
-                <w:lang w:eastAsia="zh-TW"/>
-              </w:rPr>
-              <w:br/>
-            </w:r>
-            <w:r>
-              <w:rPr>
-                <w:rFonts w:ascii="標楷體" w:eastAsia="標楷體" w:hAnsi="標楷體" w:cs="Microsoft YaHei" w:hint="eastAsia"/>
-                <w:bCs/>
-                <w:sz w:val="24"/>
-                <w:szCs w:val="24"/>
-                <w:lang w:eastAsia="zh-TW"/>
-              </w:rPr>
-              <w:t>(二)</w:t>
+            <w:shd w:val="clear" w:color="auto" w:fill="F2F2F2" w:themeFill="background1" w:themeFillShade="F2"/>
+            <w:vAlign w:val="center"/>
+          </w:tcPr>
+          <w:p>
+            <w:pPr>
+              <w:spacing w:line="320" w:lineRule="exact"/>
+              <w:jc w:val="center"/>
+              <w:rPr>
+                <w:rFonts w:ascii="標楷體" w:eastAsia="標楷體" w:hAnsi="標楷體" w:cs="Microsoft YaHei"/>
+                <w:bCs/>
+                <w:sz w:val="24"/>
+                <w:szCs w:val="24"/>
+                <w:lang w:eastAsia="zh-TW"/>
+              </w:rPr>
+            </w:pPr>
+            <w:r>
+              <w:rPr>
+                <w:rFonts w:ascii="標楷體" w:eastAsia="標楷體" w:hAnsi="標楷體" w:cs="Microsoft YaHei" w:hint="eastAsia"/>
+                <w:bCs/>
+                <w:sz w:val="24"/>
+                <w:szCs w:val="24"/>
+                <w:lang w:eastAsia="zh-TW"/>
+              </w:rPr>
+              <w:t>隊員一</w:t>
+            </w:r>
+          </w:p>
+          <w:p>
+            <w:pPr>
+              <w:spacing w:line="320" w:lineRule="exact"/>
+              <w:jc w:val="center"/>
+              <w:rPr>
+                <w:rFonts w:ascii="標楷體" w:eastAsia="標楷體" w:hAnsi="標楷體" w:cs="Microsoft YaHei"/>
+                <w:bCs/>
+                <w:sz w:val="24"/>
+                <w:szCs w:val="24"/>
+                <w:lang w:eastAsia="zh-TW"/>
+              </w:rPr>
+            </w:pPr>
+            <w:r>
+              <w:rPr>
+                <w:rFonts w:ascii="標楷體" w:eastAsia="標楷體" w:hAnsi="標楷體" w:cs="Microsoft YaHei" w:hint="eastAsia"/>
+                <w:bCs/>
+                <w:sz w:val="24"/>
+                <w:szCs w:val="24"/>
+                <w:lang w:eastAsia="zh-TW"/>
+              </w:rPr>
+              <w:t>(隊長)</w:t>
             </w:r>
           </w:p>
         </w:tc>
         <w:tc>
           <w:tcPr>
             <w:tcW w:w="1559" w:type="dxa"/>
+            <w:shd w:val="clear" w:color="auto" w:fill="F2F2F2" w:themeFill="background1" w:themeFillShade="F2"/>
             <w:vAlign w:val="center"/>
           </w:tcPr>
           <w:p>
@@ -1165,54 +1200,79 @@
         <w:tc>
           <w:tcPr>
             <w:tcW w:w="1914" w:type="dxa"/>
-            <w:vAlign w:val="center"/>
-          </w:tcPr>
-          <w:p>
-            <w:pPr>
-              <w:spacing w:line="320" w:lineRule="exact"/>
-              <w:jc w:val="center"/>
-              <w:rPr>
-                <w:rFonts w:ascii="標楷體" w:eastAsia="標楷體" w:hAnsi="標楷體" w:cs="Microsoft YaHei"/>
-                <w:bCs/>
-                <w:sz w:val="24"/>
-                <w:szCs w:val="24"/>
-                <w:lang w:eastAsia="zh-TW"/>
-              </w:rPr>
-            </w:pPr>
+            <w:shd w:val="clear" w:color="auto" w:fill="F2F2F2" w:themeFill="background1" w:themeFillShade="F2"/>
+            <w:vAlign w:val="center"/>
+          </w:tcPr>
+          <w:p>
+            <w:pPr>
+              <w:spacing w:line="320" w:lineRule="exact"/>
+              <w:jc w:val="center"/>
+              <w:rPr>
+                <w:rFonts w:ascii="標楷體" w:eastAsia="標楷體" w:hAnsi="標楷體" w:cs="Microsoft YaHei"/>
+                <w:bCs/>
+                <w:sz w:val="24"/>
+                <w:szCs w:val="24"/>
+                <w:lang w:eastAsia="zh-TW"/>
+              </w:rPr>
+            </w:pPr>
+            <w:r>
+              <w:rPr>
+                <w:rFonts w:ascii="標楷體" w:eastAsia="標楷體" w:hAnsi="標楷體" w:cs="Microsoft YaHei" w:hint="eastAsia"/>
+                <w:bCs/>
+                <w:sz w:val="24"/>
+                <w:szCs w:val="24"/>
+                <w:lang w:eastAsia="zh-TW"/>
+              </w:rPr>
+              <w:t>吳想想</w:t>
+            </w:r>
           </w:p>
         </w:tc>
         <w:tc>
           <w:tcPr>
             <w:tcW w:w="1701" w:type="dxa"/>
-            <w:vAlign w:val="center"/>
-          </w:tcPr>
-          <w:p>
-            <w:pPr>
-              <w:spacing w:line="320" w:lineRule="exact"/>
-              <w:jc w:val="center"/>
-              <w:rPr>
-                <w:rFonts w:ascii="標楷體" w:eastAsia="標楷體" w:hAnsi="標楷體" w:cs="Microsoft YaHei"/>
-                <w:bCs/>
-                <w:sz w:val="24"/>
-                <w:szCs w:val="24"/>
-                <w:lang w:eastAsia="zh-TW"/>
-              </w:rPr>
-            </w:pPr>
-            <w:r>
-              <w:rPr>
-                <w:rFonts w:ascii="標楷體" w:eastAsia="標楷體" w:hAnsi="標楷體" w:cs="Microsoft YaHei" w:hint="eastAsia"/>
-                <w:bCs/>
-                <w:sz w:val="24"/>
-                <w:szCs w:val="24"/>
-                <w:lang w:eastAsia="zh-TW"/>
-              </w:rPr>
-              <w:t>單位/職稱</w:t>
+            <w:shd w:val="clear" w:color="auto" w:fill="F2F2F2" w:themeFill="background1" w:themeFillShade="F2"/>
+            <w:vAlign w:val="center"/>
+          </w:tcPr>
+          <w:p>
+            <w:pPr>
+              <w:spacing w:line="320" w:lineRule="exact"/>
+              <w:jc w:val="center"/>
+              <w:rPr>
+                <w:rFonts w:ascii="標楷體" w:eastAsia="標楷體" w:hAnsi="標楷體" w:cs="Microsoft YaHei"/>
+                <w:bCs/>
+                <w:lang w:eastAsia="zh-TW"/>
+              </w:rPr>
+            </w:pPr>
+            <w:r>
+              <w:rPr>
+                <w:rFonts w:ascii="標楷體" w:eastAsia="標楷體" w:hAnsi="標楷體" w:cs="Microsoft YaHei" w:hint="eastAsia"/>
+                <w:bCs/>
+                <w:lang w:eastAsia="zh-TW"/>
+              </w:rPr>
+              <w:t>學校</w:t>
+            </w:r>
+            <w:r>
+              <w:rPr>
+                <w:rFonts w:ascii="標楷體" w:eastAsia="標楷體" w:hAnsi="標楷體" w:cs="Microsoft YaHei" w:hint="eastAsia"/>
+                <w:bCs/>
+                <w:lang w:eastAsia="zh-TW"/>
+              </w:rPr>
+              <w:t>/</w:t>
+            </w:r>
+            <w:r>
+              <w:rPr>
+                <w:rFonts w:ascii="標楷體" w:eastAsia="標楷體" w:hAnsi="標楷體" w:cs="Microsoft YaHei" w:hint="eastAsia"/>
+                <w:bCs/>
+                <w:lang w:eastAsia="zh-TW"/>
+              </w:rPr>
+              <w:t>系所年級</w:t>
             </w:r>
           </w:p>
         </w:tc>
         <w:tc>
           <w:tcPr>
             <w:tcW w:w="3366" w:type="dxa"/>
+            <w:shd w:val="clear" w:color="auto" w:fill="F2F2F2" w:themeFill="background1" w:themeFillShade="F2"/>
             <w:vAlign w:val="center"/>
           </w:tcPr>
           <w:p>
@@ -1222,11 +1282,21 @@
               <w:rPr>
                 <w:rFonts w:ascii="標楷體" w:eastAsia="標楷體" w:hAnsi="標楷體" w:cs="Microsoft YaHei"/>
                 <w:bCs/>
-                <w:sz w:val="24"/>
-                <w:szCs w:val="24"/>
-                <w:lang w:eastAsia="zh-TW"/>
-              </w:rPr>
-            </w:pPr>
+                <w:sz w:val="20"/>
+                <w:szCs w:val="20"/>
+                <w:lang w:eastAsia="zh-TW"/>
+              </w:rPr>
+            </w:pPr>
+            <w:r>
+              <w:rPr>
+                <w:rFonts w:ascii="標楷體" w:eastAsia="標楷體" w:hAnsi="標楷體" w:cs="Microsoft YaHei" w:hint="eastAsia"/>
+                <w:bCs/>
+                <w:sz w:val="24"/>
+                <w:szCs w:val="24"/>
+                <w:lang w:eastAsia="zh-TW"/>
+              </w:rPr>
+              <w:t>臺北商業大學</w:t>
+            </w:r>
             <w:r>
               <w:rPr>
                 <w:rFonts w:ascii="標楷體" w:eastAsia="標楷體" w:hAnsi="標楷體" w:cs="Microsoft YaHei" w:hint="eastAsia"/>
@@ -1236,6 +1306,26 @@
                 <w:lang w:eastAsia="zh-TW"/>
               </w:rPr>
               <w:t>/</w:t>
+            </w:r>
+            <w:r>
+              <w:rPr>
+                <w:rFonts w:ascii="標楷體" w:eastAsia="標楷體" w:hAnsi="標楷體" w:cs="Microsoft YaHei" w:hint="eastAsia"/>
+                <w:bCs/>
+                <w:sz w:val="24"/>
+                <w:szCs w:val="24"/>
+                <w:lang w:eastAsia="zh-TW"/>
+              </w:rPr>
+              <w:t>資訊管理系五年</w:t>
+            </w:r>
+            <w:r>
+              <w:rPr>
+                <w:rFonts w:ascii="標楷體" w:eastAsia="標楷體" w:hAnsi="標楷體" w:cs="Microsoft YaHei" w:hint="eastAsia"/>
+                <w:bCs/>
+                <w:sz w:val="24"/>
+                <w:szCs w:val="24"/>
+                <w:lang w:eastAsia="zh-TW"/>
+              </w:rPr>
+              <w:t>甲班</w:t>
             </w:r>
           </w:p>
         </w:tc>
@@ -1249,6 +1339,7 @@
           <w:tcPr>
             <w:tcW w:w="1526" w:type="dxa"/>
             <w:vMerge/>
+            <w:shd w:val="clear" w:color="auto" w:fill="F2F2F2" w:themeFill="background1" w:themeFillShade="F2"/>
             <w:vAlign w:val="center"/>
           </w:tcPr>
           <w:p>
@@ -1268,54 +1359,67 @@
         <w:tc>
           <w:tcPr>
             <w:tcW w:w="1559" w:type="dxa"/>
-            <w:vAlign w:val="center"/>
-          </w:tcPr>
-          <w:p>
-            <w:pPr>
-              <w:spacing w:line="320" w:lineRule="exact"/>
-              <w:jc w:val="center"/>
-              <w:rPr>
-                <w:rFonts w:ascii="標楷體" w:eastAsia="標楷體" w:hAnsi="標楷體" w:cs="Microsoft YaHei"/>
-                <w:bCs/>
-                <w:sz w:val="24"/>
-                <w:szCs w:val="24"/>
-                <w:lang w:eastAsia="zh-TW"/>
-              </w:rPr>
-            </w:pPr>
-            <w:r>
-              <w:rPr>
-                <w:rFonts w:ascii="標楷體" w:eastAsia="標楷體" w:hAnsi="標楷體" w:cs="Microsoft YaHei" w:hint="eastAsia"/>
-                <w:bCs/>
-                <w:sz w:val="24"/>
-                <w:szCs w:val="24"/>
-                <w:lang w:eastAsia="zh-TW"/>
-              </w:rPr>
-              <w:t>聯絡電話</w:t>
+            <w:shd w:val="clear" w:color="auto" w:fill="F2F2F2" w:themeFill="background1" w:themeFillShade="F2"/>
+            <w:vAlign w:val="center"/>
+          </w:tcPr>
+          <w:p>
+            <w:pPr>
+              <w:spacing w:line="320" w:lineRule="exact"/>
+              <w:jc w:val="center"/>
+              <w:rPr>
+                <w:rFonts w:ascii="標楷體" w:eastAsia="標楷體" w:hAnsi="標楷體" w:cs="Microsoft YaHei"/>
+                <w:bCs/>
+                <w:sz w:val="24"/>
+                <w:szCs w:val="24"/>
+                <w:lang w:eastAsia="zh-TW"/>
+              </w:rPr>
+            </w:pPr>
+            <w:r>
+              <w:rPr>
+                <w:rFonts w:ascii="標楷體" w:eastAsia="標楷體" w:hAnsi="標楷體" w:cs="Microsoft YaHei" w:hint="eastAsia"/>
+                <w:bCs/>
+                <w:sz w:val="24"/>
+                <w:szCs w:val="24"/>
+                <w:lang w:eastAsia="zh-TW"/>
+              </w:rPr>
+              <w:t>手機</w:t>
             </w:r>
           </w:p>
         </w:tc>
         <w:tc>
           <w:tcPr>
             <w:tcW w:w="1914" w:type="dxa"/>
-            <w:vAlign w:val="center"/>
-          </w:tcPr>
-          <w:p>
-            <w:pPr>
-              <w:spacing w:line="320" w:lineRule="exact"/>
-              <w:jc w:val="center"/>
-              <w:rPr>
-                <w:rFonts w:ascii="標楷體" w:eastAsia="標楷體" w:hAnsi="標楷體" w:cs="Microsoft YaHei"/>
-                <w:bCs/>
-                <w:sz w:val="24"/>
-                <w:szCs w:val="24"/>
-                <w:lang w:eastAsia="zh-TW"/>
-              </w:rPr>
-            </w:pPr>
+            <w:shd w:val="clear" w:color="auto" w:fill="F2F2F2" w:themeFill="background1" w:themeFillShade="F2"/>
+            <w:vAlign w:val="center"/>
+          </w:tcPr>
+          <w:p>
+            <w:pPr>
+              <w:spacing w:line="320" w:lineRule="exact"/>
+              <w:jc w:val="center"/>
+              <w:rPr>
+                <w:rFonts w:ascii="標楷體" w:eastAsia="標楷體" w:hAnsi="標楷體" w:cs="Microsoft YaHei"/>
+                <w:bCs/>
+                <w:sz w:val="24"/>
+                <w:szCs w:val="24"/>
+                <w:lang w:eastAsia="zh-TW"/>
+              </w:rPr>
+            </w:pPr>
+            <w:r>
+              <w:rPr>
+                <w:rFonts w:ascii="標楷體" w:eastAsia="標楷體" w:hAnsi="標楷體" w:cs="Microsoft YaHei" w:hint="eastAsia"/>
+                <w:bCs/>
+                <w:sz w:val="24"/>
+                <w:szCs w:val="24"/>
+                <w:lang w:eastAsia="zh-TW"/>
+              </w:rPr>
+              <w:t>0974097212</w:t>
+            </w:r>
           </w:p>
         </w:tc>
         <w:tc>
           <w:tcPr>
             <w:tcW w:w="1701" w:type="dxa"/>
+            <w:shd w:val="clear" w:color="auto" w:fill="F2F2F2" w:themeFill="background1" w:themeFillShade="F2"/>
             <w:vAlign w:val="center"/>
           </w:tcPr>
           <w:p>
@@ -1345,6 +1449,7 @@
         <w:tc>
           <w:tcPr>
             <w:tcW w:w="3366" w:type="dxa"/>
+            <w:shd w:val="clear" w:color="auto" w:fill="F2F2F2" w:themeFill="background1" w:themeFillShade="F2"/>
             <w:vAlign w:val="center"/>
           </w:tcPr>
           <w:p>
@@ -1359,6 +1464,16 @@
                 <w:lang w:eastAsia="zh-TW"/>
               </w:rPr>
             </w:pPr>
+            <w:r>
+              <w:rPr>
+                <w:rFonts w:ascii="標楷體" w:eastAsia="標楷體" w:hAnsi="標楷體" w:cs="Microsoft YaHei" w:hint="eastAsia"/>
+                <w:bCs/>
+                <w:sz w:val="24"/>
+                <w:szCs w:val="24"/>
+                <w:lang w:eastAsia="zh-TW"/>
+              </w:rPr>
+              <w:t>11056001@ntub.edu.tw</w:t>
+            </w:r>
           </w:p>
         </w:tc>
       </w:tr>
@@ -1371,60 +1486,35 @@
           <w:tcPr>
             <w:tcW w:w="1526" w:type="dxa"/>
             <w:vMerge w:val="restart"/>
-            <w:shd w:val="clear" w:color="auto" w:fill="F2F2F2" w:themeFill="background1" w:themeFillShade="F2"/>
-            <w:vAlign w:val="center"/>
-          </w:tcPr>
-          <w:p>
-            <w:pPr>
-              <w:spacing w:line="320" w:lineRule="exact"/>
-              <w:jc w:val="center"/>
-              <w:rPr>
-                <w:rFonts w:ascii="標楷體" w:eastAsia="標楷體" w:hAnsi="標楷體" w:cs="Microsoft YaHei"/>
-                <w:bCs/>
-                <w:sz w:val="24"/>
-                <w:szCs w:val="24"/>
-                <w:lang w:eastAsia="zh-TW"/>
-              </w:rPr>
-            </w:pPr>
-            <w:r>
-              <w:rPr>
-                <w:rFonts w:ascii="標楷體" w:eastAsia="標楷體" w:hAnsi="標楷體" w:cs="Microsoft YaHei" w:hint="eastAsia"/>
-                <w:bCs/>
-                <w:sz w:val="24"/>
-                <w:szCs w:val="24"/>
-                <w:lang w:eastAsia="zh-TW"/>
-              </w:rPr>
-              <w:t>隊員一</w:t>
-            </w:r>
-          </w:p>
-          <w:p>
-            <w:pPr>
-              <w:spacing w:line="320" w:lineRule="exact"/>
-              <w:jc w:val="center"/>
-              <w:rPr>
-                <w:rFonts w:ascii="標楷體" w:eastAsia="標楷體" w:hAnsi="標楷體" w:cs="Microsoft YaHei"/>
-                <w:bCs/>
-                <w:sz w:val="24"/>
-                <w:szCs w:val="24"/>
-                <w:lang w:eastAsia="zh-TW"/>
-              </w:rPr>
-            </w:pPr>
-            <w:r>
-              <w:rPr>
-                <w:rFonts w:ascii="標楷體" w:eastAsia="標楷體" w:hAnsi="標楷體" w:cs="Microsoft YaHei" w:hint="eastAsia"/>
-                <w:bCs/>
-                <w:sz w:val="24"/>
-                <w:szCs w:val="24"/>
-                <w:lang w:eastAsia="zh-TW"/>
-              </w:rPr>
-              <w:t>(隊長)</w:t>
+            <w:vAlign w:val="center"/>
+          </w:tcPr>
+          <w:p>
+            <w:pPr>
+              <w:spacing w:line="320" w:lineRule="exact"/>
+              <w:jc w:val="center"/>
+              <w:rPr>
+                <w:rFonts w:ascii="標楷體" w:eastAsia="標楷體" w:hAnsi="標楷體" w:cs="Microsoft YaHei"/>
+                <w:bCs/>
+                <w:sz w:val="24"/>
+                <w:szCs w:val="24"/>
+                <w:lang w:eastAsia="zh-TW"/>
+              </w:rPr>
+            </w:pPr>
+            <w:r>
+              <w:rPr>
+                <w:rFonts w:ascii="標楷體" w:eastAsia="標楷體" w:hAnsi="標楷體" w:cs="Microsoft YaHei" w:hint="eastAsia"/>
+                <w:bCs/>
+                <w:sz w:val="24"/>
+                <w:szCs w:val="24"/>
+                <w:lang w:eastAsia="zh-TW"/>
+              </w:rPr>
+              <w:t>隊員二</w:t>
             </w:r>
           </w:p>
         </w:tc>
         <w:tc>
           <w:tcPr>
             <w:tcW w:w="1559" w:type="dxa"/>
-            <w:shd w:val="clear" w:color="auto" w:fill="F2F2F2" w:themeFill="background1" w:themeFillShade="F2"/>
             <w:vAlign w:val="center"/>
           </w:tcPr>
           <w:p>
@@ -1454,61 +1544,92 @@
         <w:tc>
           <w:tcPr>
             <w:tcW w:w="1914" w:type="dxa"/>
-            <w:shd w:val="clear" w:color="auto" w:fill="F2F2F2" w:themeFill="background1" w:themeFillShade="F2"/>
-            <w:vAlign w:val="center"/>
-          </w:tcPr>
-          <w:p>
-            <w:pPr>
-              <w:spacing w:line="320" w:lineRule="exact"/>
-              <w:jc w:val="center"/>
-              <w:rPr>
-                <w:rFonts w:ascii="標楷體" w:eastAsia="標楷體" w:hAnsi="標楷體" w:cs="Microsoft YaHei"/>
-                <w:bCs/>
-                <w:sz w:val="24"/>
-                <w:szCs w:val="24"/>
-                <w:lang w:eastAsia="zh-TW"/>
-              </w:rPr>
-            </w:pPr>
-            <w:r>
-              <w:rPr>
-                <w:rFonts w:ascii="標楷體" w:eastAsia="標楷體" w:hAnsi="標楷體" w:cs="Microsoft YaHei" w:hint="eastAsia"/>
-                <w:bCs/>
-                <w:sz w:val="24"/>
-                <w:szCs w:val="24"/>
-                <w:lang w:eastAsia="zh-TW"/>
-              </w:rPr>
-              <w:t>吳想想</w:t>
+            <w:vAlign w:val="center"/>
+          </w:tcPr>
+          <w:p>
+            <w:pPr>
+              <w:spacing w:line="320" w:lineRule="exact"/>
+              <w:jc w:val="center"/>
+              <w:rPr>
+                <w:rFonts w:ascii="標楷體" w:eastAsia="標楷體" w:hAnsi="標楷體" w:cs="Microsoft YaHei"/>
+                <w:bCs/>
+                <w:sz w:val="24"/>
+                <w:szCs w:val="24"/>
+                <w:lang w:eastAsia="zh-TW"/>
+              </w:rPr>
+            </w:pPr>
+            <w:r>
+              <w:rPr>
+                <w:rFonts w:ascii="標楷體" w:eastAsia="標楷體" w:hAnsi="標楷體" w:cs="Microsoft YaHei" w:hint="eastAsia"/>
+                <w:bCs/>
+                <w:sz w:val="24"/>
+                <w:szCs w:val="24"/>
+                <w:lang w:eastAsia="zh-TW"/>
+              </w:rPr>
+              <w:t>陳雨琦</w:t>
             </w:r>
           </w:p>
         </w:tc>
         <w:tc>
           <w:tcPr>
             <w:tcW w:w="1701" w:type="dxa"/>
-            <w:shd w:val="clear" w:color="auto" w:fill="F2F2F2" w:themeFill="background1" w:themeFillShade="F2"/>
-            <w:vAlign w:val="center"/>
-          </w:tcPr>
-          <w:p>
-            <w:pPr>
-              <w:spacing w:line="320" w:lineRule="exact"/>
-              <w:jc w:val="center"/>
-              <w:rPr>
-                <w:rFonts w:ascii="標楷體" w:eastAsia="標楷體" w:hAnsi="標楷體" w:cs="Microsoft YaHei"/>
-                <w:bCs/>
-                <w:lang w:eastAsia="zh-TW"/>
-              </w:rPr>
-            </w:pPr>
-            <w:r>
-              <w:rPr>
-                <w:rFonts w:ascii="標楷體" w:eastAsia="標楷體" w:hAnsi="標楷體" w:cs="Microsoft YaHei" w:hint="eastAsia"/>
-                <w:bCs/>
-                <w:lang w:eastAsia="zh-TW"/>
-              </w:rPr>
-              <w:t>學校</w:t>
-            </w:r>
-            <w:r>
-              <w:rPr>
-                <w:rFonts w:ascii="標楷體" w:eastAsia="標楷體" w:hAnsi="標楷體" w:cs="Microsoft YaHei" w:hint="eastAsia"/>
-                <w:bCs/>
+            <w:vAlign w:val="center"/>
+          </w:tcPr>
+          <w:p>
+            <w:pPr>
+              <w:spacing w:line="320" w:lineRule="exact"/>
+              <w:jc w:val="center"/>
+              <w:rPr>
+                <w:rFonts w:ascii="標楷體" w:eastAsia="標楷體" w:hAnsi="標楷體" w:cs="Microsoft YaHei"/>
+                <w:bCs/>
+                <w:sz w:val="24"/>
+                <w:szCs w:val="24"/>
+                <w:lang w:eastAsia="zh-TW"/>
+              </w:rPr>
+            </w:pPr>
+            <w:r>
+              <w:rPr>
+                <w:rFonts w:ascii="標楷體" w:eastAsia="標楷體" w:hAnsi="標楷體" w:cs="Microsoft YaHei" w:hint="eastAsia"/>
+                <w:bCs/>
+                <w:lang w:eastAsia="zh-TW"/>
+              </w:rPr>
+              <w:t>學校/系所年級</w:t>
+            </w:r>
+          </w:p>
+        </w:tc>
+        <w:tc>
+          <w:tcPr>
+            <w:tcW w:w="3366" w:type="dxa"/>
+            <w:vAlign w:val="center"/>
+          </w:tcPr>
+          <w:p>
+            <w:pPr>
+              <w:spacing w:line="240" w:lineRule="exact"/>
+              <w:jc w:val="center"/>
+              <w:rPr>
+                <w:rFonts w:ascii="標楷體" w:eastAsia="標楷體" w:hAnsi="標楷體" w:cs="Microsoft YaHei"/>
+                <w:bCs/>
+                <w:sz w:val="24"/>
+                <w:szCs w:val="24"/>
+                <w:lang w:eastAsia="zh-TW"/>
+              </w:rPr>
+            </w:pPr>
+            <w:r>
+              <w:rPr>
+                <w:rFonts w:ascii="標楷體" w:eastAsia="標楷體" w:hAnsi="標楷體" w:cs="Microsoft YaHei" w:hint="eastAsia"/>
+                <w:bCs/>
+                <w:sz w:val="24"/>
+                <w:szCs w:val="24"/>
+                <w:lang w:eastAsia="zh-TW"/>
+              </w:rPr>
+              <w:t>臺北商業大學</w:t>
+            </w:r>
+            <w:r>
+              <w:rPr>
+                <w:rFonts w:ascii="標楷體" w:eastAsia="標楷體" w:hAnsi="標楷體" w:cs="Microsoft YaHei" w:hint="eastAsia"/>
+                <w:bCs/>
+                <w:sz w:val="24"/>
+                <w:szCs w:val="24"/>
                 <w:lang w:eastAsia="zh-TW"/>
               </w:rPr>
               <w:t>/</w:t>
@@ -1517,69 +1638,11 @@
               <w:rPr>
                 <w:rFonts w:ascii="標楷體" w:eastAsia="標楷體" w:hAnsi="標楷體" w:cs="Microsoft YaHei" w:hint="eastAsia"/>
                 <w:bCs/>
-                <w:lang w:eastAsia="zh-TW"/>
-              </w:rPr>
-              <w:t>系所年級</w:t>
-            </w:r>
-          </w:p>
-        </w:tc>
-        <w:tc>
-          <w:tcPr>
-            <w:tcW w:w="3366" w:type="dxa"/>
-            <w:shd w:val="clear" w:color="auto" w:fill="F2F2F2" w:themeFill="background1" w:themeFillShade="F2"/>
-            <w:vAlign w:val="center"/>
-          </w:tcPr>
-          <w:p>
-            <w:pPr>
-              <w:spacing w:line="240" w:lineRule="exact"/>
-              <w:jc w:val="center"/>
-              <w:rPr>
-                <w:rFonts w:ascii="標楷體" w:eastAsia="標楷體" w:hAnsi="標楷體" w:cs="Microsoft YaHei"/>
-                <w:bCs/>
-                <w:sz w:val="20"/>
-                <w:szCs w:val="20"/>
-                <w:lang w:eastAsia="zh-TW"/>
-              </w:rPr>
-            </w:pPr>
-            <w:r>
-              <w:rPr>
-                <w:rFonts w:ascii="標楷體" w:eastAsia="標楷體" w:hAnsi="標楷體" w:cs="Microsoft YaHei" w:hint="eastAsia"/>
-                <w:bCs/>
-                <w:sz w:val="24"/>
-                <w:szCs w:val="24"/>
-                <w:lang w:eastAsia="zh-TW"/>
-              </w:rPr>
-              <w:t>臺北商業大學</w:t>
-            </w:r>
-            <w:r>
-              <w:rPr>
-                <w:rFonts w:ascii="標楷體" w:eastAsia="標楷體" w:hAnsi="標楷體" w:cs="Microsoft YaHei" w:hint="eastAsia"/>
-                <w:bCs/>
-                <w:sz w:val="24"/>
-                <w:szCs w:val="24"/>
-                <w:lang w:eastAsia="zh-TW"/>
-              </w:rPr>
-              <w:t>/</w:t>
-            </w:r>
-            <w:r>
-              <w:rPr>
-                <w:rFonts w:ascii="標楷體" w:eastAsia="標楷體" w:hAnsi="標楷體" w:cs="Microsoft YaHei" w:hint="eastAsia"/>
-                <w:bCs/>
-                <w:sz w:val="24"/>
-                <w:szCs w:val="24"/>
-                <w:lang w:eastAsia="zh-TW"/>
-              </w:rPr>
-              <w:t>資訊管理系五年</w:t>
-            </w:r>
-            <w:r>
-              <w:rPr>
-                <w:rFonts w:ascii="標楷體" w:eastAsia="標楷體" w:hAnsi="標楷體" w:cs="Microsoft YaHei" w:hint="eastAsia"/>
-                <w:bCs/>
-                <w:sz w:val="24"/>
-                <w:szCs w:val="24"/>
-                <w:lang w:eastAsia="zh-TW"/>
-              </w:rPr>
-              <w:t>甲班</w:t>
+                <w:sz w:val="24"/>
+                <w:szCs w:val="24"/>
+                <w:lang w:eastAsia="zh-TW"/>
+              </w:rPr>
+              <w:t>資訊管理系五年甲班</w:t>
             </w:r>
           </w:p>
         </w:tc>
@@ -1593,7 +1656,6 @@
           <w:tcPr>
             <w:tcW w:w="1526" w:type="dxa"/>
             <w:vMerge/>
-            <w:shd w:val="clear" w:color="auto" w:fill="F2F2F2" w:themeFill="background1" w:themeFillShade="F2"/>
             <w:vAlign w:val="center"/>
           </w:tcPr>
           <w:p>
@@ -1613,7 +1675,6 @@
         <w:tc>
           <w:tcPr>
             <w:tcW w:w="1559" w:type="dxa"/>
-            <w:shd w:val="clear" w:color="auto" w:fill="F2F2F2" w:themeFill="background1" w:themeFillShade="F2"/>
             <w:vAlign w:val="center"/>
           </w:tcPr>
           <w:p>
@@ -1643,37 +1704,35 @@
         <w:tc>
           <w:tcPr>
             <w:tcW w:w="1914" w:type="dxa"/>
-            <w:shd w:val="clear" w:color="auto" w:fill="F2F2F2" w:themeFill="background1" w:themeFillShade="F2"/>
-            <w:vAlign w:val="center"/>
-          </w:tcPr>
-          <w:p>
-            <w:pPr>
-              <w:spacing w:line="320" w:lineRule="exact"/>
-              <w:jc w:val="center"/>
-              <w:rPr>
-                <w:rFonts w:ascii="標楷體" w:eastAsia="標楷體" w:hAnsi="標楷體" w:cs="Microsoft YaHei"/>
-                <w:bCs/>
-                <w:sz w:val="24"/>
-                <w:szCs w:val="24"/>
-                <w:lang w:eastAsia="zh-TW"/>
-              </w:rPr>
-            </w:pPr>
-            <w:r>
-              <w:rPr>
-                <w:rFonts w:ascii="標楷體" w:eastAsia="標楷體" w:hAnsi="標楷體" w:cs="Microsoft YaHei" w:hint="eastAsia"/>
-                <w:bCs/>
-                <w:sz w:val="24"/>
-                <w:szCs w:val="24"/>
-                <w:lang w:eastAsia="zh-TW"/>
-              </w:rPr>
-              <w:t>0974097212</w:t>
+            <w:vAlign w:val="center"/>
+          </w:tcPr>
+          <w:p>
+            <w:pPr>
+              <w:spacing w:line="320" w:lineRule="exact"/>
+              <w:jc w:val="center"/>
+              <w:rPr>
+                <w:rFonts w:ascii="標楷體" w:eastAsia="標楷體" w:hAnsi="標楷體" w:cs="Microsoft YaHei"/>
+                <w:bCs/>
+                <w:sz w:val="24"/>
+                <w:szCs w:val="24"/>
+                <w:lang w:eastAsia="zh-TW"/>
+              </w:rPr>
+            </w:pPr>
+            <w:r>
+              <w:rPr>
+                <w:rFonts w:ascii="標楷體" w:eastAsia="標楷體" w:hAnsi="標楷體" w:cs="Microsoft YaHei"/>
+                <w:bCs/>
+                <w:sz w:val="24"/>
+                <w:szCs w:val="24"/>
+                <w:lang w:eastAsia="zh-TW"/>
+              </w:rPr>
+              <w:t>0906111802</w:t>
             </w:r>
           </w:p>
         </w:tc>
         <w:tc>
           <w:tcPr>
             <w:tcW w:w="1701" w:type="dxa"/>
-            <w:shd w:val="clear" w:color="auto" w:fill="F2F2F2" w:themeFill="background1" w:themeFillShade="F2"/>
             <w:vAlign w:val="center"/>
           </w:tcPr>
           <w:p>
@@ -1703,7 +1762,6 @@
         <w:tc>
           <w:tcPr>
             <w:tcW w:w="3366" w:type="dxa"/>
-            <w:shd w:val="clear" w:color="auto" w:fill="F2F2F2" w:themeFill="background1" w:themeFillShade="F2"/>
             <w:vAlign w:val="center"/>
           </w:tcPr>
           <w:p>
@@ -1726,7 +1784,7 @@
                 <w:szCs w:val="24"/>
                 <w:lang w:eastAsia="zh-TW"/>
               </w:rPr>
-              <w:t>11056001@ntub.edu.tw</w:t>
+              <w:t>11056035@ntub.edu.tw</w:t>
             </w:r>
           </w:p>
         </w:tc>
@@ -1740,35 +1798,37 @@
           <w:tcPr>
             <w:tcW w:w="1526" w:type="dxa"/>
             <w:vMerge w:val="restart"/>
-            <w:vAlign w:val="center"/>
-          </w:tcPr>
-          <w:p>
-            <w:pPr>
-              <w:spacing w:line="320" w:lineRule="exact"/>
-              <w:jc w:val="center"/>
-              <w:rPr>
-                <w:rFonts w:ascii="標楷體" w:eastAsia="標楷體" w:hAnsi="標楷體" w:cs="Microsoft YaHei"/>
-                <w:bCs/>
-                <w:sz w:val="24"/>
-                <w:szCs w:val="24"/>
-                <w:lang w:eastAsia="zh-TW"/>
-              </w:rPr>
-            </w:pPr>
-            <w:r>
-              <w:rPr>
-                <w:rFonts w:ascii="標楷體" w:eastAsia="標楷體" w:hAnsi="標楷體" w:cs="Microsoft YaHei" w:hint="eastAsia"/>
-                <w:bCs/>
-                <w:sz w:val="24"/>
-                <w:szCs w:val="24"/>
-                <w:lang w:eastAsia="zh-TW"/>
-              </w:rPr>
-              <w:t>隊員二</w:t>
+            <w:shd w:val="clear" w:color="auto" w:fill="F2F2F2" w:themeFill="background1" w:themeFillShade="F2"/>
+            <w:vAlign w:val="center"/>
+          </w:tcPr>
+          <w:p>
+            <w:pPr>
+              <w:spacing w:line="320" w:lineRule="exact"/>
+              <w:jc w:val="center"/>
+              <w:rPr>
+                <w:rFonts w:ascii="標楷體" w:eastAsia="標楷體" w:hAnsi="標楷體" w:cs="Microsoft YaHei"/>
+                <w:bCs/>
+                <w:sz w:val="24"/>
+                <w:szCs w:val="24"/>
+                <w:lang w:eastAsia="zh-TW"/>
+              </w:rPr>
+            </w:pPr>
+            <w:r>
+              <w:rPr>
+                <w:rFonts w:ascii="標楷體" w:eastAsia="標楷體" w:hAnsi="標楷體" w:cs="Microsoft YaHei" w:hint="eastAsia"/>
+                <w:bCs/>
+                <w:sz w:val="24"/>
+                <w:szCs w:val="24"/>
+                <w:lang w:eastAsia="zh-TW"/>
+              </w:rPr>
+              <w:t>隊員三</w:t>
             </w:r>
           </w:p>
         </w:tc>
         <w:tc>
           <w:tcPr>
             <w:tcW w:w="1559" w:type="dxa"/>
+            <w:shd w:val="clear" w:color="auto" w:fill="F2F2F2" w:themeFill="background1" w:themeFillShade="F2"/>
             <w:vAlign w:val="center"/>
           </w:tcPr>
           <w:p>
@@ -1798,35 +1858,37 @@
         <w:tc>
           <w:tcPr>
             <w:tcW w:w="1914" w:type="dxa"/>
-            <w:vAlign w:val="center"/>
-          </w:tcPr>
-          <w:p>
-            <w:pPr>
-              <w:spacing w:line="320" w:lineRule="exact"/>
-              <w:jc w:val="center"/>
-              <w:rPr>
-                <w:rFonts w:ascii="標楷體" w:eastAsia="標楷體" w:hAnsi="標楷體" w:cs="Microsoft YaHei"/>
-                <w:bCs/>
-                <w:sz w:val="24"/>
-                <w:szCs w:val="24"/>
-                <w:lang w:eastAsia="zh-TW"/>
-              </w:rPr>
-            </w:pPr>
-            <w:r>
-              <w:rPr>
-                <w:rFonts w:ascii="標楷體" w:eastAsia="標楷體" w:hAnsi="標楷體" w:cs="Microsoft YaHei" w:hint="eastAsia"/>
-                <w:bCs/>
-                <w:sz w:val="24"/>
-                <w:szCs w:val="24"/>
-                <w:lang w:eastAsia="zh-TW"/>
-              </w:rPr>
-              <w:t>陳雨琦</w:t>
+            <w:shd w:val="clear" w:color="auto" w:fill="F2F2F2" w:themeFill="background1" w:themeFillShade="F2"/>
+            <w:vAlign w:val="center"/>
+          </w:tcPr>
+          <w:p>
+            <w:pPr>
+              <w:spacing w:line="320" w:lineRule="exact"/>
+              <w:jc w:val="center"/>
+              <w:rPr>
+                <w:rFonts w:ascii="標楷體" w:eastAsia="標楷體" w:hAnsi="標楷體" w:cs="Microsoft YaHei"/>
+                <w:bCs/>
+                <w:sz w:val="24"/>
+                <w:szCs w:val="24"/>
+                <w:lang w:eastAsia="zh-TW"/>
+              </w:rPr>
+            </w:pPr>
+            <w:r>
+              <w:rPr>
+                <w:rFonts w:ascii="標楷體" w:eastAsia="標楷體" w:hAnsi="標楷體" w:cs="Microsoft YaHei" w:hint="eastAsia"/>
+                <w:bCs/>
+                <w:sz w:val="24"/>
+                <w:szCs w:val="24"/>
+                <w:lang w:eastAsia="zh-TW"/>
+              </w:rPr>
+              <w:t>李品臻</w:t>
             </w:r>
           </w:p>
         </w:tc>
         <w:tc>
           <w:tcPr>
             <w:tcW w:w="1701" w:type="dxa"/>
+            <w:shd w:val="clear" w:color="auto" w:fill="F2F2F2" w:themeFill="background1" w:themeFillShade="F2"/>
             <w:vAlign w:val="center"/>
           </w:tcPr>
           <w:p>
@@ -1854,6 +1916,7 @@
         <w:tc>
           <w:tcPr>
             <w:tcW w:w="3366" w:type="dxa"/>
+            <w:shd w:val="clear" w:color="auto" w:fill="F2F2F2" w:themeFill="background1" w:themeFillShade="F2"/>
             <w:vAlign w:val="center"/>
           </w:tcPr>
           <w:p>
@@ -1910,6 +1973,7 @@
           <w:tcPr>
             <w:tcW w:w="1526" w:type="dxa"/>
             <w:vMerge/>
+            <w:shd w:val="clear" w:color="auto" w:fill="F2F2F2" w:themeFill="background1" w:themeFillShade="F2"/>
             <w:vAlign w:val="center"/>
           </w:tcPr>
           <w:p>
@@ -1929,6 +1993,7 @@
         <w:tc>
           <w:tcPr>
             <w:tcW w:w="1559" w:type="dxa"/>
+            <w:shd w:val="clear" w:color="auto" w:fill="F2F2F2" w:themeFill="background1" w:themeFillShade="F2"/>
             <w:vAlign w:val="center"/>
           </w:tcPr>
           <w:p>
@@ -1958,35 +2023,37 @@
         <w:tc>
           <w:tcPr>
             <w:tcW w:w="1914" w:type="dxa"/>
-            <w:vAlign w:val="center"/>
-          </w:tcPr>
-          <w:p>
-            <w:pPr>
-              <w:spacing w:line="320" w:lineRule="exact"/>
-              <w:jc w:val="center"/>
-              <w:rPr>
-                <w:rFonts w:ascii="標楷體" w:eastAsia="標楷體" w:hAnsi="標楷體" w:cs="Microsoft YaHei"/>
-                <w:bCs/>
-                <w:sz w:val="24"/>
-                <w:szCs w:val="24"/>
-                <w:lang w:eastAsia="zh-TW"/>
-              </w:rPr>
-            </w:pPr>
-            <w:r>
-              <w:rPr>
-                <w:rFonts w:ascii="標楷體" w:eastAsia="標楷體" w:hAnsi="標楷體" w:cs="Microsoft YaHei"/>
-                <w:bCs/>
-                <w:sz w:val="24"/>
-                <w:szCs w:val="24"/>
-                <w:lang w:eastAsia="zh-TW"/>
-              </w:rPr>
-              <w:t>0906111802</w:t>
+            <w:shd w:val="clear" w:color="auto" w:fill="F2F2F2" w:themeFill="background1" w:themeFillShade="F2"/>
+            <w:vAlign w:val="center"/>
+          </w:tcPr>
+          <w:p>
+            <w:pPr>
+              <w:spacing w:line="320" w:lineRule="exact"/>
+              <w:jc w:val="center"/>
+              <w:rPr>
+                <w:rFonts w:ascii="標楷體" w:eastAsia="標楷體" w:hAnsi="標楷體" w:cs="Microsoft YaHei"/>
+                <w:bCs/>
+                <w:sz w:val="24"/>
+                <w:szCs w:val="24"/>
+                <w:lang w:eastAsia="zh-TW"/>
+              </w:rPr>
+            </w:pPr>
+            <w:r>
+              <w:rPr>
+                <w:rFonts w:ascii="標楷體" w:eastAsia="標楷體" w:hAnsi="標楷體" w:cs="Microsoft YaHei" w:hint="eastAsia"/>
+                <w:bCs/>
+                <w:sz w:val="24"/>
+                <w:szCs w:val="24"/>
+                <w:lang w:eastAsia="zh-TW"/>
+              </w:rPr>
+              <w:t>0979010797</w:t>
             </w:r>
           </w:p>
         </w:tc>
         <w:tc>
           <w:tcPr>
             <w:tcW w:w="1701" w:type="dxa"/>
+            <w:shd w:val="clear" w:color="auto" w:fill="F2F2F2" w:themeFill="background1" w:themeFillShade="F2"/>
             <w:vAlign w:val="center"/>
           </w:tcPr>
           <w:p>
@@ -2016,6 +2083,7 @@
         <w:tc>
           <w:tcPr>
             <w:tcW w:w="3366" w:type="dxa"/>
+            <w:shd w:val="clear" w:color="auto" w:fill="F2F2F2" w:themeFill="background1" w:themeFillShade="F2"/>
             <w:vAlign w:val="center"/>
           </w:tcPr>
           <w:p>
@@ -2038,7 +2106,7 @@
                 <w:szCs w:val="24"/>
                 <w:lang w:eastAsia="zh-TW"/>
               </w:rPr>
-              <w:t>11056035@ntub.edu.tw</w:t>
+              <w:t>11056042@ntub.edu.tw</w:t>
             </w:r>
           </w:p>
         </w:tc>
@@ -2052,37 +2120,35 @@
           <w:tcPr>
             <w:tcW w:w="1526" w:type="dxa"/>
             <w:vMerge w:val="restart"/>
-            <w:shd w:val="clear" w:color="auto" w:fill="F2F2F2" w:themeFill="background1" w:themeFillShade="F2"/>
-            <w:vAlign w:val="center"/>
-          </w:tcPr>
-          <w:p>
-            <w:pPr>
-              <w:spacing w:line="320" w:lineRule="exact"/>
-              <w:jc w:val="center"/>
-              <w:rPr>
-                <w:rFonts w:ascii="標楷體" w:eastAsia="標楷體" w:hAnsi="標楷體" w:cs="Microsoft YaHei"/>
-                <w:bCs/>
-                <w:sz w:val="24"/>
-                <w:szCs w:val="24"/>
-                <w:lang w:eastAsia="zh-TW"/>
-              </w:rPr>
-            </w:pPr>
-            <w:r>
-              <w:rPr>
-                <w:rFonts w:ascii="標楷體" w:eastAsia="標楷體" w:hAnsi="標楷體" w:cs="Microsoft YaHei" w:hint="eastAsia"/>
-                <w:bCs/>
-                <w:sz w:val="24"/>
-                <w:szCs w:val="24"/>
-                <w:lang w:eastAsia="zh-TW"/>
-              </w:rPr>
-              <w:t>隊員三</w:t>
+            <w:vAlign w:val="center"/>
+          </w:tcPr>
+          <w:p>
+            <w:pPr>
+              <w:spacing w:line="320" w:lineRule="exact"/>
+              <w:jc w:val="center"/>
+              <w:rPr>
+                <w:rFonts w:ascii="標楷體" w:eastAsia="標楷體" w:hAnsi="標楷體" w:cs="Microsoft YaHei"/>
+                <w:bCs/>
+                <w:sz w:val="24"/>
+                <w:szCs w:val="24"/>
+                <w:lang w:eastAsia="zh-TW"/>
+              </w:rPr>
+            </w:pPr>
+            <w:r>
+              <w:rPr>
+                <w:rFonts w:ascii="標楷體" w:eastAsia="標楷體" w:hAnsi="標楷體" w:cs="Microsoft YaHei" w:hint="eastAsia"/>
+                <w:bCs/>
+                <w:sz w:val="24"/>
+                <w:szCs w:val="24"/>
+                <w:lang w:eastAsia="zh-TW"/>
+              </w:rPr>
+              <w:t>隊員四</w:t>
             </w:r>
           </w:p>
         </w:tc>
         <w:tc>
           <w:tcPr>
             <w:tcW w:w="1559" w:type="dxa"/>
-            <w:shd w:val="clear" w:color="auto" w:fill="F2F2F2" w:themeFill="background1" w:themeFillShade="F2"/>
             <w:vAlign w:val="center"/>
           </w:tcPr>
           <w:p>
@@ -2112,37 +2178,35 @@
         <w:tc>
           <w:tcPr>
             <w:tcW w:w="1914" w:type="dxa"/>
-            <w:shd w:val="clear" w:color="auto" w:fill="F2F2F2" w:themeFill="background1" w:themeFillShade="F2"/>
-            <w:vAlign w:val="center"/>
-          </w:tcPr>
-          <w:p>
-            <w:pPr>
-              <w:spacing w:line="320" w:lineRule="exact"/>
-              <w:jc w:val="center"/>
-              <w:rPr>
-                <w:rFonts w:ascii="標楷體" w:eastAsia="標楷體" w:hAnsi="標楷體" w:cs="Microsoft YaHei"/>
-                <w:bCs/>
-                <w:sz w:val="24"/>
-                <w:szCs w:val="24"/>
-                <w:lang w:eastAsia="zh-TW"/>
-              </w:rPr>
-            </w:pPr>
-            <w:r>
-              <w:rPr>
-                <w:rFonts w:ascii="標楷體" w:eastAsia="標楷體" w:hAnsi="標楷體" w:cs="Microsoft YaHei" w:hint="eastAsia"/>
-                <w:bCs/>
-                <w:sz w:val="24"/>
-                <w:szCs w:val="24"/>
-                <w:lang w:eastAsia="zh-TW"/>
-              </w:rPr>
-              <w:t>李品臻</w:t>
+            <w:vAlign w:val="center"/>
+          </w:tcPr>
+          <w:p>
+            <w:pPr>
+              <w:spacing w:line="320" w:lineRule="exact"/>
+              <w:jc w:val="center"/>
+              <w:rPr>
+                <w:rFonts w:ascii="標楷體" w:eastAsia="標楷體" w:hAnsi="標楷體" w:cs="Microsoft YaHei"/>
+                <w:bCs/>
+                <w:sz w:val="24"/>
+                <w:szCs w:val="24"/>
+                <w:lang w:eastAsia="zh-TW"/>
+              </w:rPr>
+            </w:pPr>
+            <w:r>
+              <w:rPr>
+                <w:rFonts w:ascii="標楷體" w:eastAsia="標楷體" w:hAnsi="標楷體" w:cs="Microsoft YaHei" w:hint="eastAsia"/>
+                <w:bCs/>
+                <w:sz w:val="24"/>
+                <w:szCs w:val="24"/>
+                <w:lang w:eastAsia="zh-TW"/>
+              </w:rPr>
+              <w:t>黃思璇</w:t>
             </w:r>
           </w:p>
         </w:tc>
         <w:tc>
           <w:tcPr>
             <w:tcW w:w="1701" w:type="dxa"/>
-            <w:shd w:val="clear" w:color="auto" w:fill="F2F2F2" w:themeFill="background1" w:themeFillShade="F2"/>
             <w:vAlign w:val="center"/>
           </w:tcPr>
           <w:p>
@@ -2170,7 +2234,6 @@
         <w:tc>
           <w:tcPr>
             <w:tcW w:w="3366" w:type="dxa"/>
-            <w:shd w:val="clear" w:color="auto" w:fill="F2F2F2" w:themeFill="background1" w:themeFillShade="F2"/>
             <w:vAlign w:val="center"/>
           </w:tcPr>
           <w:p>
@@ -2227,7 +2290,6 @@
           <w:tcPr>
             <w:tcW w:w="1526" w:type="dxa"/>
             <w:vMerge/>
-            <w:shd w:val="clear" w:color="auto" w:fill="F2F2F2" w:themeFill="background1" w:themeFillShade="F2"/>
             <w:vAlign w:val="center"/>
           </w:tcPr>
           <w:p>
@@ -2247,7 +2309,6 @@
         <w:tc>
           <w:tcPr>
             <w:tcW w:w="1559" w:type="dxa"/>
-            <w:shd w:val="clear" w:color="auto" w:fill="F2F2F2" w:themeFill="background1" w:themeFillShade="F2"/>
             <w:vAlign w:val="center"/>
           </w:tcPr>
           <w:p>
@@ -2277,37 +2338,35 @@
         <w:tc>
           <w:tcPr>
             <w:tcW w:w="1914" w:type="dxa"/>
-            <w:shd w:val="clear" w:color="auto" w:fill="F2F2F2" w:themeFill="background1" w:themeFillShade="F2"/>
-            <w:vAlign w:val="center"/>
-          </w:tcPr>
-          <w:p>
-            <w:pPr>
-              <w:spacing w:line="320" w:lineRule="exact"/>
-              <w:jc w:val="center"/>
-              <w:rPr>
-                <w:rFonts w:ascii="標楷體" w:eastAsia="標楷體" w:hAnsi="標楷體" w:cs="Microsoft YaHei"/>
-                <w:bCs/>
-                <w:sz w:val="24"/>
-                <w:szCs w:val="24"/>
-                <w:lang w:eastAsia="zh-TW"/>
-              </w:rPr>
-            </w:pPr>
-            <w:r>
-              <w:rPr>
-                <w:rFonts w:ascii="標楷體" w:eastAsia="標楷體" w:hAnsi="標楷體" w:cs="Microsoft YaHei" w:hint="eastAsia"/>
-                <w:bCs/>
-                <w:sz w:val="24"/>
-                <w:szCs w:val="24"/>
-                <w:lang w:eastAsia="zh-TW"/>
-              </w:rPr>
-              <w:t>0979010797</w:t>
+            <w:vAlign w:val="center"/>
+          </w:tcPr>
+          <w:p>
+            <w:pPr>
+              <w:spacing w:line="320" w:lineRule="exact"/>
+              <w:jc w:val="center"/>
+              <w:rPr>
+                <w:rFonts w:ascii="標楷體" w:eastAsia="標楷體" w:hAnsi="標楷體" w:cs="Microsoft YaHei"/>
+                <w:bCs/>
+                <w:sz w:val="24"/>
+                <w:szCs w:val="24"/>
+                <w:lang w:eastAsia="zh-TW"/>
+              </w:rPr>
+            </w:pPr>
+            <w:r>
+              <w:rPr>
+                <w:rFonts w:ascii="標楷體" w:eastAsia="標楷體" w:hAnsi="標楷體" w:cs="Microsoft YaHei" w:hint="eastAsia"/>
+                <w:bCs/>
+                <w:sz w:val="24"/>
+                <w:szCs w:val="24"/>
+                <w:lang w:eastAsia="zh-TW"/>
+              </w:rPr>
+              <w:t>0908887990</w:t>
             </w:r>
           </w:p>
         </w:tc>
         <w:tc>
           <w:tcPr>
             <w:tcW w:w="1701" w:type="dxa"/>
-            <w:shd w:val="clear" w:color="auto" w:fill="F2F2F2" w:themeFill="background1" w:themeFillShade="F2"/>
             <w:vAlign w:val="center"/>
           </w:tcPr>
           <w:p>
@@ -2337,7 +2396,6 @@
         <w:tc>
           <w:tcPr>
             <w:tcW w:w="3366" w:type="dxa"/>
-            <w:shd w:val="clear" w:color="auto" w:fill="F2F2F2" w:themeFill="background1" w:themeFillShade="F2"/>
             <w:vAlign w:val="center"/>
           </w:tcPr>
           <w:p>
@@ -2360,1388 +2418,8 @@
                 <w:szCs w:val="24"/>
                 <w:lang w:eastAsia="zh-TW"/>
               </w:rPr>
-              <w:t>11056042@ntub.edu.tw</w:t>
-            </w:r>
-          </w:p>
-        </w:tc>
-      </w:tr>
-      <w:tr>
-        <w:trPr>
-          <w:trHeight w:val="623"/>
-          <w:jc w:val="center"/>
-        </w:trPr>
-        <w:tc>
-          <w:tcPr>
-            <w:tcW w:w="1526" w:type="dxa"/>
-            <w:vMerge w:val="restart"/>
-            <w:vAlign w:val="center"/>
-          </w:tcPr>
-          <w:p>
-            <w:pPr>
-              <w:spacing w:line="320" w:lineRule="exact"/>
-              <w:jc w:val="center"/>
-              <w:rPr>
-                <w:rFonts w:ascii="標楷體" w:eastAsia="標楷體" w:hAnsi="標楷體" w:cs="Microsoft YaHei"/>
-                <w:bCs/>
-                <w:sz w:val="24"/>
-                <w:szCs w:val="24"/>
-                <w:lang w:eastAsia="zh-TW"/>
-              </w:rPr>
-            </w:pPr>
-            <w:r>
-              <w:rPr>
-                <w:rFonts w:ascii="標楷體" w:eastAsia="標楷體" w:hAnsi="標楷體" w:cs="Microsoft YaHei" w:hint="eastAsia"/>
-                <w:bCs/>
-                <w:sz w:val="24"/>
-                <w:szCs w:val="24"/>
-                <w:lang w:eastAsia="zh-TW"/>
-              </w:rPr>
-              <w:t>隊員四</w:t>
-            </w:r>
-          </w:p>
-        </w:tc>
-        <w:tc>
-          <w:tcPr>
-            <w:tcW w:w="1559" w:type="dxa"/>
-            <w:vAlign w:val="center"/>
-          </w:tcPr>
-          <w:p>
-            <w:pPr>
-              <w:spacing w:line="320" w:lineRule="exact"/>
-              <w:jc w:val="center"/>
-              <w:rPr>
-                <w:rFonts w:ascii="標楷體" w:eastAsia="標楷體" w:hAnsi="標楷體" w:cs="Microsoft YaHei"/>
-                <w:bCs/>
-                <w:sz w:val="24"/>
-                <w:szCs w:val="24"/>
-                <w:lang w:eastAsia="zh-TW"/>
-              </w:rPr>
-            </w:pPr>
-            <w:r>
-              <w:rPr>
-                <w:rFonts w:ascii="標楷體" w:eastAsia="標楷體" w:hAnsi="標楷體" w:cs="Microsoft YaHei" w:hint="eastAsia"/>
-                <w:bCs/>
-                <w:sz w:val="24"/>
-                <w:szCs w:val="24"/>
-                <w:lang w:eastAsia="zh-TW"/>
-              </w:rPr>
-              <w:t>姓名</w:t>
-            </w:r>
-          </w:p>
-        </w:tc>
-        <w:tc>
-          <w:tcPr>
-            <w:tcW w:w="1914" w:type="dxa"/>
-            <w:vAlign w:val="center"/>
-          </w:tcPr>
-          <w:p>
-            <w:pPr>
-              <w:spacing w:line="320" w:lineRule="exact"/>
-              <w:jc w:val="center"/>
-              <w:rPr>
-                <w:rFonts w:ascii="標楷體" w:eastAsia="標楷體" w:hAnsi="標楷體" w:cs="Microsoft YaHei"/>
-                <w:bCs/>
-                <w:sz w:val="24"/>
-                <w:szCs w:val="24"/>
-                <w:lang w:eastAsia="zh-TW"/>
-              </w:rPr>
-            </w:pPr>
-            <w:r>
-              <w:rPr>
-                <w:rFonts w:ascii="標楷體" w:eastAsia="標楷體" w:hAnsi="標楷體" w:cs="Microsoft YaHei" w:hint="eastAsia"/>
-                <w:bCs/>
-                <w:sz w:val="24"/>
-                <w:szCs w:val="24"/>
-                <w:lang w:eastAsia="zh-TW"/>
-              </w:rPr>
-              <w:t>黃思璇</w:t>
-            </w:r>
-          </w:p>
-        </w:tc>
-        <w:tc>
-          <w:tcPr>
-            <w:tcW w:w="1701" w:type="dxa"/>
-            <w:vAlign w:val="center"/>
-          </w:tcPr>
-          <w:p>
-            <w:pPr>
-              <w:spacing w:line="320" w:lineRule="exact"/>
-              <w:jc w:val="center"/>
-              <w:rPr>
-                <w:rFonts w:ascii="標楷體" w:eastAsia="標楷體" w:hAnsi="標楷體" w:cs="Microsoft YaHei"/>
-                <w:bCs/>
-                <w:sz w:val="24"/>
-                <w:szCs w:val="24"/>
-                <w:lang w:eastAsia="zh-TW"/>
-              </w:rPr>
-            </w:pPr>
-            <w:r>
-              <w:rPr>
-                <w:rFonts w:ascii="標楷體" w:eastAsia="標楷體" w:hAnsi="標楷體" w:cs="Microsoft YaHei" w:hint="eastAsia"/>
-                <w:bCs/>
-                <w:lang w:eastAsia="zh-TW"/>
-              </w:rPr>
-              <w:t>學校/系所年級</w:t>
-            </w:r>
-          </w:p>
-        </w:tc>
-        <w:tc>
-          <w:tcPr>
-            <w:tcW w:w="3366" w:type="dxa"/>
-            <w:vAlign w:val="center"/>
-          </w:tcPr>
-          <w:p>
-            <w:pPr>
-              <w:spacing w:line="240" w:lineRule="exact"/>
-              <w:jc w:val="center"/>
-              <w:rPr>
-                <w:rFonts w:ascii="標楷體" w:eastAsia="標楷體" w:hAnsi="標楷體" w:cs="Microsoft YaHei"/>
-                <w:bCs/>
-                <w:sz w:val="24"/>
-                <w:szCs w:val="24"/>
-                <w:lang w:eastAsia="zh-TW"/>
-              </w:rPr>
-            </w:pPr>
-            <w:r>
-              <w:rPr>
-                <w:rFonts w:ascii="標楷體" w:eastAsia="標楷體" w:hAnsi="標楷體" w:cs="Microsoft YaHei" w:hint="eastAsia"/>
-                <w:bCs/>
-                <w:sz w:val="24"/>
-                <w:szCs w:val="24"/>
-                <w:lang w:eastAsia="zh-TW"/>
-              </w:rPr>
-              <w:t>臺北商業大學</w:t>
-            </w:r>
-            <w:r>
-              <w:rPr>
-                <w:rFonts w:ascii="標楷體" w:eastAsia="標楷體" w:hAnsi="標楷體" w:cs="Microsoft YaHei" w:hint="eastAsia"/>
-                <w:bCs/>
-                <w:sz w:val="24"/>
-                <w:szCs w:val="24"/>
-                <w:lang w:eastAsia="zh-TW"/>
-              </w:rPr>
-              <w:t>/</w:t>
-            </w:r>
-            <w:r>
-              <w:rPr>
-                <w:rFonts w:ascii="標楷體" w:eastAsia="標楷體" w:hAnsi="標楷體" w:cs="Microsoft YaHei" w:hint="eastAsia"/>
-                <w:bCs/>
-                <w:sz w:val="24"/>
-                <w:szCs w:val="24"/>
-                <w:lang w:eastAsia="zh-TW"/>
-              </w:rPr>
-              <w:t>資訊管理系五年甲班</w:t>
-            </w:r>
-          </w:p>
-        </w:tc>
-      </w:tr>
-      <w:tr>
-        <w:trPr>
-          <w:trHeight w:val="547"/>
-          <w:jc w:val="center"/>
-        </w:trPr>
-        <w:tc>
-          <w:tcPr>
-            <w:tcW w:w="1526" w:type="dxa"/>
-            <w:vMerge/>
-            <w:vAlign w:val="center"/>
-          </w:tcPr>
-          <w:p>
-            <w:pPr>
-              <w:spacing w:line="320" w:lineRule="exact"/>
-              <w:jc w:val="center"/>
-              <w:rPr>
-                <w:rFonts w:ascii="標楷體" w:eastAsia="標楷體" w:hAnsi="標楷體" w:cs="Microsoft YaHei"/>
-                <w:bCs/>
-                <w:sz w:val="24"/>
-                <w:szCs w:val="24"/>
-                <w:lang w:eastAsia="zh-TW"/>
-              </w:rPr>
-            </w:pPr>
-          </w:p>
-        </w:tc>
-        <w:tc>
-          <w:tcPr>
-            <w:tcW w:w="1559" w:type="dxa"/>
-            <w:vAlign w:val="center"/>
-          </w:tcPr>
-          <w:p>
-            <w:pPr>
-              <w:spacing w:line="320" w:lineRule="exact"/>
-              <w:jc w:val="center"/>
-              <w:rPr>
-                <w:rFonts w:ascii="標楷體" w:eastAsia="標楷體" w:hAnsi="標楷體" w:cs="Microsoft YaHei"/>
-                <w:bCs/>
-                <w:sz w:val="24"/>
-                <w:szCs w:val="24"/>
-                <w:lang w:eastAsia="zh-TW"/>
-              </w:rPr>
-            </w:pPr>
-            <w:r>
-              <w:rPr>
-                <w:rFonts w:ascii="標楷體" w:eastAsia="標楷體" w:hAnsi="標楷體" w:cs="Microsoft YaHei" w:hint="eastAsia"/>
-                <w:bCs/>
-                <w:sz w:val="24"/>
-                <w:szCs w:val="24"/>
-                <w:lang w:eastAsia="zh-TW"/>
-              </w:rPr>
-              <w:t>手機</w:t>
-            </w:r>
-          </w:p>
-        </w:tc>
-        <w:tc>
-          <w:tcPr>
-            <w:tcW w:w="1914" w:type="dxa"/>
-            <w:vAlign w:val="center"/>
-          </w:tcPr>
-          <w:p>
-            <w:pPr>
-              <w:spacing w:line="320" w:lineRule="exact"/>
-              <w:jc w:val="center"/>
-              <w:rPr>
-                <w:rFonts w:ascii="標楷體" w:eastAsia="標楷體" w:hAnsi="標楷體" w:cs="Microsoft YaHei"/>
-                <w:bCs/>
-                <w:sz w:val="24"/>
-                <w:szCs w:val="24"/>
-                <w:lang w:eastAsia="zh-TW"/>
-              </w:rPr>
-            </w:pPr>
-            <w:r>
-              <w:rPr>
-                <w:rFonts w:ascii="標楷體" w:eastAsia="標楷體" w:hAnsi="標楷體" w:cs="Microsoft YaHei" w:hint="eastAsia"/>
-                <w:bCs/>
-                <w:sz w:val="24"/>
-                <w:szCs w:val="24"/>
-                <w:lang w:eastAsia="zh-TW"/>
-              </w:rPr>
-              <w:t>0908887990</w:t>
-            </w:r>
-          </w:p>
-        </w:tc>
-        <w:tc>
-          <w:tcPr>
-            <w:tcW w:w="1701" w:type="dxa"/>
-            <w:vAlign w:val="center"/>
-          </w:tcPr>
-          <w:p>
-            <w:pPr>
-              <w:spacing w:line="320" w:lineRule="exact"/>
-              <w:jc w:val="center"/>
-              <w:rPr>
-                <w:rFonts w:ascii="標楷體" w:eastAsia="標楷體" w:hAnsi="標楷體" w:cs="Microsoft YaHei"/>
-                <w:bCs/>
-                <w:sz w:val="24"/>
-                <w:szCs w:val="24"/>
-                <w:lang w:eastAsia="zh-TW"/>
-              </w:rPr>
-            </w:pPr>
-            <w:r>
-              <w:rPr>
-                <w:rFonts w:ascii="標楷體" w:eastAsia="標楷體" w:hAnsi="標楷體" w:cs="Microsoft YaHei" w:hint="eastAsia"/>
-                <w:bCs/>
-                <w:sz w:val="24"/>
-                <w:szCs w:val="24"/>
-                <w:lang w:eastAsia="zh-TW"/>
-              </w:rPr>
-              <w:t>E-mail</w:t>
-            </w:r>
-          </w:p>
-        </w:tc>
-        <w:tc>
-          <w:tcPr>
-            <w:tcW w:w="3366" w:type="dxa"/>
-            <w:vAlign w:val="center"/>
-          </w:tcPr>
-          <w:p>
-            <w:pPr>
-              <w:spacing w:line="240" w:lineRule="exact"/>
-              <w:jc w:val="center"/>
-              <w:rPr>
-                <w:rFonts w:ascii="標楷體" w:eastAsia="標楷體" w:hAnsi="標楷體" w:cs="Microsoft YaHei"/>
-                <w:bCs/>
-                <w:sz w:val="24"/>
-                <w:szCs w:val="24"/>
-                <w:lang w:eastAsia="zh-TW"/>
-              </w:rPr>
-            </w:pPr>
-            <w:r>
-              <w:rPr>
-                <w:rFonts w:ascii="標楷體" w:eastAsia="標楷體" w:hAnsi="標楷體" w:cs="Microsoft YaHei" w:hint="eastAsia"/>
-                <w:bCs/>
-                <w:sz w:val="24"/>
-                <w:szCs w:val="24"/>
-                <w:lang w:eastAsia="zh-TW"/>
-              </w:rPr>
               <w:t>11056045@ntub.edu.tw</w:t>
             </w:r>
-          </w:p>
-        </w:tc>
-      </w:tr>
-      <w:tr>
-        <w:trPr>
-          <w:trHeight w:val="623"/>
-          <w:jc w:val="center"/>
-        </w:trPr>
-        <w:tc>
-          <w:tcPr>
-            <w:tcW w:w="1526" w:type="dxa"/>
-            <w:vMerge w:val="restart"/>
-            <w:shd w:val="clear" w:color="auto" w:fill="F2F2F2" w:themeFill="background1" w:themeFillShade="F2"/>
-            <w:vAlign w:val="center"/>
-          </w:tcPr>
-          <w:p>
-            <w:pPr>
-              <w:spacing w:line="320" w:lineRule="exact"/>
-              <w:jc w:val="center"/>
-              <w:rPr>
-                <w:rFonts w:ascii="標楷體" w:eastAsia="標楷體" w:hAnsi="標楷體" w:cs="Microsoft YaHei"/>
-                <w:bCs/>
-                <w:sz w:val="24"/>
-                <w:szCs w:val="24"/>
-                <w:lang w:eastAsia="zh-TW"/>
-              </w:rPr>
-            </w:pPr>
-            <w:r>
-              <w:rPr>
-                <w:rFonts w:ascii="標楷體" w:eastAsia="標楷體" w:hAnsi="標楷體" w:cs="Microsoft YaHei" w:hint="eastAsia"/>
-                <w:bCs/>
-                <w:sz w:val="24"/>
-                <w:szCs w:val="24"/>
-                <w:lang w:eastAsia="zh-TW"/>
-              </w:rPr>
-              <w:t>隊員五</w:t>
-            </w:r>
-          </w:p>
-        </w:tc>
-        <w:tc>
-          <w:tcPr>
-            <w:tcW w:w="1559" w:type="dxa"/>
-            <w:shd w:val="clear" w:color="auto" w:fill="F2F2F2" w:themeFill="background1" w:themeFillShade="F2"/>
-            <w:vAlign w:val="center"/>
-          </w:tcPr>
-          <w:p>
-            <w:pPr>
-              <w:spacing w:line="320" w:lineRule="exact"/>
-              <w:jc w:val="center"/>
-              <w:rPr>
-                <w:rFonts w:ascii="標楷體" w:eastAsia="標楷體" w:hAnsi="標楷體" w:cs="Microsoft YaHei"/>
-                <w:bCs/>
-                <w:sz w:val="24"/>
-                <w:szCs w:val="24"/>
-                <w:lang w:eastAsia="zh-TW"/>
-              </w:rPr>
-            </w:pPr>
-            <w:r>
-              <w:rPr>
-                <w:rFonts w:ascii="標楷體" w:eastAsia="標楷體" w:hAnsi="標楷體" w:cs="Microsoft YaHei" w:hint="eastAsia"/>
-                <w:bCs/>
-                <w:sz w:val="24"/>
-                <w:szCs w:val="24"/>
-                <w:lang w:eastAsia="zh-TW"/>
-              </w:rPr>
-              <w:t>姓名</w:t>
-            </w:r>
-          </w:p>
-        </w:tc>
-        <w:tc>
-          <w:tcPr>
-            <w:tcW w:w="1914" w:type="dxa"/>
-            <w:shd w:val="clear" w:color="auto" w:fill="F2F2F2" w:themeFill="background1" w:themeFillShade="F2"/>
-            <w:vAlign w:val="center"/>
-          </w:tcPr>
-          <w:p>
-            <w:pPr>
-              <w:spacing w:line="320" w:lineRule="exact"/>
-              <w:jc w:val="center"/>
-              <w:rPr>
-                <w:rFonts w:ascii="標楷體" w:eastAsia="標楷體" w:hAnsi="標楷體" w:cs="Microsoft YaHei"/>
-                <w:bCs/>
-                <w:sz w:val="24"/>
-                <w:szCs w:val="24"/>
-                <w:lang w:eastAsia="zh-TW"/>
-              </w:rPr>
-            </w:pPr>
-          </w:p>
-        </w:tc>
-        <w:tc>
-          <w:tcPr>
-            <w:tcW w:w="1701" w:type="dxa"/>
-            <w:shd w:val="clear" w:color="auto" w:fill="F2F2F2" w:themeFill="background1" w:themeFillShade="F2"/>
-            <w:vAlign w:val="center"/>
-          </w:tcPr>
-          <w:p>
-            <w:pPr>
-              <w:spacing w:line="320" w:lineRule="exact"/>
-              <w:jc w:val="center"/>
-              <w:rPr>
-                <w:rFonts w:ascii="標楷體" w:eastAsia="標楷體" w:hAnsi="標楷體" w:cs="Microsoft YaHei"/>
-                <w:bCs/>
-                <w:sz w:val="24"/>
-                <w:szCs w:val="24"/>
-                <w:lang w:eastAsia="zh-TW"/>
-              </w:rPr>
-            </w:pPr>
-            <w:r>
-              <w:rPr>
-                <w:rFonts w:ascii="標楷體" w:eastAsia="標楷體" w:hAnsi="標楷體" w:cs="Microsoft YaHei" w:hint="eastAsia"/>
-                <w:bCs/>
-                <w:lang w:eastAsia="zh-TW"/>
-              </w:rPr>
-              <w:t>學校/系所年級</w:t>
-            </w:r>
-          </w:p>
-        </w:tc>
-        <w:tc>
-          <w:tcPr>
-            <w:tcW w:w="3366" w:type="dxa"/>
-            <w:shd w:val="clear" w:color="auto" w:fill="F2F2F2" w:themeFill="background1" w:themeFillShade="F2"/>
-            <w:vAlign w:val="center"/>
-          </w:tcPr>
-          <w:p>
-            <w:pPr>
-              <w:spacing w:line="240" w:lineRule="exact"/>
-              <w:jc w:val="center"/>
-              <w:rPr>
-                <w:rFonts w:ascii="標楷體" w:eastAsia="標楷體" w:hAnsi="標楷體" w:cs="Microsoft YaHei"/>
-                <w:bCs/>
-                <w:sz w:val="24"/>
-                <w:szCs w:val="24"/>
-                <w:lang w:eastAsia="zh-TW"/>
-              </w:rPr>
-            </w:pPr>
-            <w:r>
-              <w:rPr>
-                <w:rFonts w:ascii="標楷體" w:eastAsia="標楷體" w:hAnsi="標楷體" w:cs="Microsoft YaHei" w:hint="eastAsia"/>
-                <w:bCs/>
-                <w:sz w:val="24"/>
-                <w:szCs w:val="24"/>
-                <w:lang w:eastAsia="zh-TW"/>
-              </w:rPr>
-              <w:t>/</w:t>
-            </w:r>
-          </w:p>
-        </w:tc>
-      </w:tr>
-      <w:tr>
-        <w:trPr>
-          <w:trHeight w:val="547"/>
-          <w:jc w:val="center"/>
-        </w:trPr>
-        <w:tc>
-          <w:tcPr>
-            <w:tcW w:w="1526" w:type="dxa"/>
-            <w:vMerge/>
-            <w:shd w:val="clear" w:color="auto" w:fill="F2F2F2" w:themeFill="background1" w:themeFillShade="F2"/>
-            <w:vAlign w:val="center"/>
-          </w:tcPr>
-          <w:p>
-            <w:pPr>
-              <w:spacing w:line="320" w:lineRule="exact"/>
-              <w:jc w:val="center"/>
-              <w:rPr>
-                <w:rFonts w:ascii="標楷體" w:eastAsia="標楷體" w:hAnsi="標楷體" w:cs="Microsoft YaHei"/>
-                <w:bCs/>
-                <w:sz w:val="24"/>
-                <w:szCs w:val="24"/>
-                <w:lang w:eastAsia="zh-TW"/>
-              </w:rPr>
-            </w:pPr>
-          </w:p>
-        </w:tc>
-        <w:tc>
-          <w:tcPr>
-            <w:tcW w:w="1559" w:type="dxa"/>
-            <w:shd w:val="clear" w:color="auto" w:fill="F2F2F2" w:themeFill="background1" w:themeFillShade="F2"/>
-            <w:vAlign w:val="center"/>
-          </w:tcPr>
-          <w:p>
-            <w:pPr>
-              <w:spacing w:line="320" w:lineRule="exact"/>
-              <w:jc w:val="center"/>
-              <w:rPr>
-                <w:rFonts w:ascii="標楷體" w:eastAsia="標楷體" w:hAnsi="標楷體" w:cs="Microsoft YaHei"/>
-                <w:bCs/>
-                <w:sz w:val="24"/>
-                <w:szCs w:val="24"/>
-                <w:lang w:eastAsia="zh-TW"/>
-              </w:rPr>
-            </w:pPr>
-            <w:r>
-              <w:rPr>
-                <w:rFonts w:ascii="標楷體" w:eastAsia="標楷體" w:hAnsi="標楷體" w:cs="Microsoft YaHei" w:hint="eastAsia"/>
-                <w:bCs/>
-                <w:sz w:val="24"/>
-                <w:szCs w:val="24"/>
-                <w:lang w:eastAsia="zh-TW"/>
-              </w:rPr>
-              <w:t>手機</w:t>
-            </w:r>
-          </w:p>
-        </w:tc>
-        <w:tc>
-          <w:tcPr>
-            <w:tcW w:w="1914" w:type="dxa"/>
-            <w:shd w:val="clear" w:color="auto" w:fill="F2F2F2" w:themeFill="background1" w:themeFillShade="F2"/>
-            <w:vAlign w:val="center"/>
-          </w:tcPr>
-          <w:p>
-            <w:pPr>
-              <w:spacing w:line="320" w:lineRule="exact"/>
-              <w:jc w:val="center"/>
-              <w:rPr>
-                <w:rFonts w:ascii="標楷體" w:eastAsia="標楷體" w:hAnsi="標楷體" w:cs="Microsoft YaHei"/>
-                <w:bCs/>
-                <w:sz w:val="24"/>
-                <w:szCs w:val="24"/>
-                <w:lang w:eastAsia="zh-TW"/>
-              </w:rPr>
-            </w:pPr>
-          </w:p>
-        </w:tc>
-        <w:tc>
-          <w:tcPr>
-            <w:tcW w:w="1701" w:type="dxa"/>
-            <w:shd w:val="clear" w:color="auto" w:fill="F2F2F2" w:themeFill="background1" w:themeFillShade="F2"/>
-            <w:vAlign w:val="center"/>
-          </w:tcPr>
-          <w:p>
-            <w:pPr>
-              <w:spacing w:line="320" w:lineRule="exact"/>
-              <w:jc w:val="center"/>
-              <w:rPr>
-                <w:rFonts w:ascii="標楷體" w:eastAsia="標楷體" w:hAnsi="標楷體" w:cs="Microsoft YaHei"/>
-                <w:bCs/>
-                <w:sz w:val="24"/>
-                <w:szCs w:val="24"/>
-                <w:lang w:eastAsia="zh-TW"/>
-              </w:rPr>
-            </w:pPr>
-            <w:r>
-              <w:rPr>
-                <w:rFonts w:ascii="標楷體" w:eastAsia="標楷體" w:hAnsi="標楷體" w:cs="Microsoft YaHei" w:hint="eastAsia"/>
-                <w:bCs/>
-                <w:sz w:val="24"/>
-                <w:szCs w:val="24"/>
-                <w:lang w:eastAsia="zh-TW"/>
-              </w:rPr>
-              <w:t>E-mail</w:t>
-            </w:r>
-          </w:p>
-        </w:tc>
-        <w:tc>
-          <w:tcPr>
-            <w:tcW w:w="3366" w:type="dxa"/>
-            <w:shd w:val="clear" w:color="auto" w:fill="F2F2F2" w:themeFill="background1" w:themeFillShade="F2"/>
-            <w:vAlign w:val="center"/>
-          </w:tcPr>
-          <w:p>
-            <w:pPr>
-              <w:spacing w:line="240" w:lineRule="exact"/>
-              <w:jc w:val="center"/>
-              <w:rPr>
-                <w:rFonts w:ascii="標楷體" w:eastAsia="標楷體" w:hAnsi="標楷體" w:cs="Microsoft YaHei"/>
-                <w:bCs/>
-                <w:sz w:val="24"/>
-                <w:szCs w:val="24"/>
-                <w:lang w:eastAsia="zh-TW"/>
-              </w:rPr>
-            </w:pPr>
-          </w:p>
-        </w:tc>
-      </w:tr>
-      <w:tr>
-        <w:trPr>
-          <w:trHeight w:val="623"/>
-          <w:jc w:val="center"/>
-        </w:trPr>
-        <w:tc>
-          <w:tcPr>
-            <w:tcW w:w="1526" w:type="dxa"/>
-            <w:vMerge w:val="restart"/>
-            <w:vAlign w:val="center"/>
-          </w:tcPr>
-          <w:p>
-            <w:pPr>
-              <w:spacing w:line="320" w:lineRule="exact"/>
-              <w:jc w:val="center"/>
-              <w:rPr>
-                <w:rFonts w:ascii="標楷體" w:eastAsia="標楷體" w:hAnsi="標楷體" w:cs="Microsoft YaHei"/>
-                <w:bCs/>
-                <w:sz w:val="24"/>
-                <w:szCs w:val="24"/>
-                <w:lang w:eastAsia="zh-TW"/>
-              </w:rPr>
-            </w:pPr>
-            <w:r>
-              <w:rPr>
-                <w:rFonts w:ascii="標楷體" w:eastAsia="標楷體" w:hAnsi="標楷體" w:cs="Microsoft YaHei" w:hint="eastAsia"/>
-                <w:bCs/>
-                <w:sz w:val="24"/>
-                <w:szCs w:val="24"/>
-                <w:lang w:eastAsia="zh-TW"/>
-              </w:rPr>
-              <w:t>隊員六</w:t>
-            </w:r>
-          </w:p>
-        </w:tc>
-        <w:tc>
-          <w:tcPr>
-            <w:tcW w:w="1559" w:type="dxa"/>
-            <w:vAlign w:val="center"/>
-          </w:tcPr>
-          <w:p>
-            <w:pPr>
-              <w:spacing w:line="320" w:lineRule="exact"/>
-              <w:jc w:val="center"/>
-              <w:rPr>
-                <w:rFonts w:ascii="標楷體" w:eastAsia="標楷體" w:hAnsi="標楷體" w:cs="Microsoft YaHei"/>
-                <w:bCs/>
-                <w:sz w:val="24"/>
-                <w:szCs w:val="24"/>
-                <w:lang w:eastAsia="zh-TW"/>
-              </w:rPr>
-            </w:pPr>
-            <w:r>
-              <w:rPr>
-                <w:rFonts w:ascii="標楷體" w:eastAsia="標楷體" w:hAnsi="標楷體" w:cs="Microsoft YaHei" w:hint="eastAsia"/>
-                <w:bCs/>
-                <w:sz w:val="24"/>
-                <w:szCs w:val="24"/>
-                <w:lang w:eastAsia="zh-TW"/>
-              </w:rPr>
-              <w:t>姓名</w:t>
-            </w:r>
-          </w:p>
-        </w:tc>
-        <w:tc>
-          <w:tcPr>
-            <w:tcW w:w="1914" w:type="dxa"/>
-            <w:vAlign w:val="center"/>
-          </w:tcPr>
-          <w:p>
-            <w:pPr>
-              <w:spacing w:line="320" w:lineRule="exact"/>
-              <w:jc w:val="center"/>
-              <w:rPr>
-                <w:rFonts w:ascii="標楷體" w:eastAsia="標楷體" w:hAnsi="標楷體" w:cs="Microsoft YaHei"/>
-                <w:bCs/>
-                <w:sz w:val="24"/>
-                <w:szCs w:val="24"/>
-                <w:lang w:eastAsia="zh-TW"/>
-              </w:rPr>
-            </w:pPr>
-          </w:p>
-        </w:tc>
-        <w:tc>
-          <w:tcPr>
-            <w:tcW w:w="1701" w:type="dxa"/>
-            <w:vAlign w:val="center"/>
-          </w:tcPr>
-          <w:p>
-            <w:pPr>
-              <w:spacing w:line="320" w:lineRule="exact"/>
-              <w:jc w:val="center"/>
-              <w:rPr>
-                <w:rFonts w:ascii="標楷體" w:eastAsia="標楷體" w:hAnsi="標楷體" w:cs="Microsoft YaHei"/>
-                <w:bCs/>
-                <w:sz w:val="24"/>
-                <w:szCs w:val="24"/>
-                <w:lang w:eastAsia="zh-TW"/>
-              </w:rPr>
-            </w:pPr>
-            <w:r>
-              <w:rPr>
-                <w:rFonts w:ascii="標楷體" w:eastAsia="標楷體" w:hAnsi="標楷體" w:cs="Microsoft YaHei" w:hint="eastAsia"/>
-                <w:bCs/>
-                <w:lang w:eastAsia="zh-TW"/>
-              </w:rPr>
-              <w:t>學校/系所年級</w:t>
-            </w:r>
-          </w:p>
-        </w:tc>
-        <w:tc>
-          <w:tcPr>
-            <w:tcW w:w="3366" w:type="dxa"/>
-            <w:vAlign w:val="center"/>
-          </w:tcPr>
-          <w:p>
-            <w:pPr>
-              <w:spacing w:line="240" w:lineRule="exact"/>
-              <w:jc w:val="center"/>
-              <w:rPr>
-                <w:rFonts w:ascii="標楷體" w:eastAsia="標楷體" w:hAnsi="標楷體" w:cs="Microsoft YaHei"/>
-                <w:bCs/>
-                <w:sz w:val="24"/>
-                <w:szCs w:val="24"/>
-                <w:lang w:eastAsia="zh-TW"/>
-              </w:rPr>
-            </w:pPr>
-            <w:r>
-              <w:rPr>
-                <w:rFonts w:ascii="標楷體" w:eastAsia="標楷體" w:hAnsi="標楷體" w:cs="Microsoft YaHei" w:hint="eastAsia"/>
-                <w:bCs/>
-                <w:sz w:val="24"/>
-                <w:szCs w:val="24"/>
-                <w:lang w:eastAsia="zh-TW"/>
-              </w:rPr>
-              <w:t>/</w:t>
-            </w:r>
-          </w:p>
-        </w:tc>
-      </w:tr>
-      <w:tr>
-        <w:trPr>
-          <w:trHeight w:val="547"/>
-          <w:jc w:val="center"/>
-        </w:trPr>
-        <w:tc>
-          <w:tcPr>
-            <w:tcW w:w="1526" w:type="dxa"/>
-            <w:vMerge/>
-            <w:vAlign w:val="center"/>
-          </w:tcPr>
-          <w:p>
-            <w:pPr>
-              <w:spacing w:line="320" w:lineRule="exact"/>
-              <w:jc w:val="center"/>
-              <w:rPr>
-                <w:rFonts w:ascii="標楷體" w:eastAsia="標楷體" w:hAnsi="標楷體" w:cs="Microsoft YaHei"/>
-                <w:bCs/>
-                <w:sz w:val="24"/>
-                <w:szCs w:val="24"/>
-                <w:lang w:eastAsia="zh-TW"/>
-              </w:rPr>
-            </w:pPr>
-          </w:p>
-        </w:tc>
-        <w:tc>
-          <w:tcPr>
-            <w:tcW w:w="1559" w:type="dxa"/>
-            <w:vAlign w:val="center"/>
-          </w:tcPr>
-          <w:p>
-            <w:pPr>
-              <w:spacing w:line="320" w:lineRule="exact"/>
-              <w:jc w:val="center"/>
-              <w:rPr>
-                <w:rFonts w:ascii="標楷體" w:eastAsia="標楷體" w:hAnsi="標楷體" w:cs="Microsoft YaHei"/>
-                <w:bCs/>
-                <w:sz w:val="24"/>
-                <w:szCs w:val="24"/>
-                <w:lang w:eastAsia="zh-TW"/>
-              </w:rPr>
-            </w:pPr>
-            <w:r>
-              <w:rPr>
-                <w:rFonts w:ascii="標楷體" w:eastAsia="標楷體" w:hAnsi="標楷體" w:cs="Microsoft YaHei" w:hint="eastAsia"/>
-                <w:bCs/>
-                <w:sz w:val="24"/>
-                <w:szCs w:val="24"/>
-                <w:lang w:eastAsia="zh-TW"/>
-              </w:rPr>
-              <w:t>手機</w:t>
-            </w:r>
-          </w:p>
-        </w:tc>
-        <w:tc>
-          <w:tcPr>
-            <w:tcW w:w="1914" w:type="dxa"/>
-            <w:vAlign w:val="center"/>
-          </w:tcPr>
-          <w:p>
-            <w:pPr>
-              <w:spacing w:line="320" w:lineRule="exact"/>
-              <w:jc w:val="center"/>
-              <w:rPr>
-                <w:rFonts w:ascii="標楷體" w:eastAsia="標楷體" w:hAnsi="標楷體" w:cs="Microsoft YaHei"/>
-                <w:bCs/>
-                <w:sz w:val="24"/>
-                <w:szCs w:val="24"/>
-                <w:lang w:eastAsia="zh-TW"/>
-              </w:rPr>
-            </w:pPr>
-          </w:p>
-        </w:tc>
-        <w:tc>
-          <w:tcPr>
-            <w:tcW w:w="1701" w:type="dxa"/>
-            <w:vAlign w:val="center"/>
-          </w:tcPr>
-          <w:p>
-            <w:pPr>
-              <w:spacing w:line="320" w:lineRule="exact"/>
-              <w:jc w:val="center"/>
-              <w:rPr>
-                <w:rFonts w:ascii="標楷體" w:eastAsia="標楷體" w:hAnsi="標楷體" w:cs="Microsoft YaHei"/>
-                <w:bCs/>
-                <w:sz w:val="24"/>
-                <w:szCs w:val="24"/>
-                <w:lang w:eastAsia="zh-TW"/>
-              </w:rPr>
-            </w:pPr>
-            <w:r>
-              <w:rPr>
-                <w:rFonts w:ascii="標楷體" w:eastAsia="標楷體" w:hAnsi="標楷體" w:cs="Microsoft YaHei" w:hint="eastAsia"/>
-                <w:bCs/>
-                <w:sz w:val="24"/>
-                <w:szCs w:val="24"/>
-                <w:lang w:eastAsia="zh-TW"/>
-              </w:rPr>
-              <w:t>E-mail</w:t>
-            </w:r>
-          </w:p>
-        </w:tc>
-        <w:tc>
-          <w:tcPr>
-            <w:tcW w:w="3366" w:type="dxa"/>
-            <w:vAlign w:val="center"/>
-          </w:tcPr>
-          <w:p>
-            <w:pPr>
-              <w:spacing w:line="240" w:lineRule="exact"/>
-              <w:jc w:val="center"/>
-              <w:rPr>
-                <w:rFonts w:ascii="標楷體" w:eastAsia="標楷體" w:hAnsi="標楷體" w:cs="Microsoft YaHei"/>
-                <w:bCs/>
-                <w:sz w:val="24"/>
-                <w:szCs w:val="24"/>
-                <w:lang w:eastAsia="zh-TW"/>
-              </w:rPr>
-            </w:pPr>
-          </w:p>
-        </w:tc>
-      </w:tr>
-      <w:tr>
-        <w:trPr>
-          <w:trHeight w:val="623"/>
-          <w:jc w:val="center"/>
-        </w:trPr>
-        <w:tc>
-          <w:tcPr>
-            <w:tcW w:w="1526" w:type="dxa"/>
-            <w:vMerge w:val="restart"/>
-            <w:shd w:val="clear" w:color="auto" w:fill="F2F2F2" w:themeFill="background1" w:themeFillShade="F2"/>
-            <w:vAlign w:val="center"/>
-          </w:tcPr>
-          <w:p>
-            <w:pPr>
-              <w:spacing w:line="320" w:lineRule="exact"/>
-              <w:jc w:val="center"/>
-              <w:rPr>
-                <w:rFonts w:ascii="標楷體" w:eastAsia="標楷體" w:hAnsi="標楷體" w:cs="Microsoft YaHei"/>
-                <w:bCs/>
-                <w:sz w:val="24"/>
-                <w:szCs w:val="24"/>
-                <w:lang w:eastAsia="zh-TW"/>
-              </w:rPr>
-            </w:pPr>
-            <w:r>
-              <w:rPr>
-                <w:rFonts w:ascii="標楷體" w:eastAsia="標楷體" w:hAnsi="標楷體" w:cs="Microsoft YaHei" w:hint="eastAsia"/>
-                <w:bCs/>
-                <w:sz w:val="24"/>
-                <w:szCs w:val="24"/>
-                <w:lang w:eastAsia="zh-TW"/>
-              </w:rPr>
-              <w:t>隊員七</w:t>
-            </w:r>
-          </w:p>
-        </w:tc>
-        <w:tc>
-          <w:tcPr>
-            <w:tcW w:w="1559" w:type="dxa"/>
-            <w:shd w:val="clear" w:color="auto" w:fill="F2F2F2" w:themeFill="background1" w:themeFillShade="F2"/>
-            <w:vAlign w:val="center"/>
-          </w:tcPr>
-          <w:p>
-            <w:pPr>
-              <w:spacing w:line="320" w:lineRule="exact"/>
-              <w:jc w:val="center"/>
-              <w:rPr>
-                <w:rFonts w:ascii="標楷體" w:eastAsia="標楷體" w:hAnsi="標楷體" w:cs="Microsoft YaHei"/>
-                <w:bCs/>
-                <w:sz w:val="24"/>
-                <w:szCs w:val="24"/>
-                <w:lang w:eastAsia="zh-TW"/>
-              </w:rPr>
-            </w:pPr>
-            <w:r>
-              <w:rPr>
-                <w:rFonts w:ascii="標楷體" w:eastAsia="標楷體" w:hAnsi="標楷體" w:cs="Microsoft YaHei" w:hint="eastAsia"/>
-                <w:bCs/>
-                <w:sz w:val="24"/>
-                <w:szCs w:val="24"/>
-                <w:lang w:eastAsia="zh-TW"/>
-              </w:rPr>
-              <w:t>姓名</w:t>
-            </w:r>
-          </w:p>
-        </w:tc>
-        <w:tc>
-          <w:tcPr>
-            <w:tcW w:w="1914" w:type="dxa"/>
-            <w:shd w:val="clear" w:color="auto" w:fill="F2F2F2" w:themeFill="background1" w:themeFillShade="F2"/>
-            <w:vAlign w:val="center"/>
-          </w:tcPr>
-          <w:p>
-            <w:pPr>
-              <w:spacing w:line="320" w:lineRule="exact"/>
-              <w:jc w:val="center"/>
-              <w:rPr>
-                <w:rFonts w:ascii="標楷體" w:eastAsia="標楷體" w:hAnsi="標楷體" w:cs="Microsoft YaHei"/>
-                <w:bCs/>
-                <w:sz w:val="24"/>
-                <w:szCs w:val="24"/>
-                <w:lang w:eastAsia="zh-TW"/>
-              </w:rPr>
-            </w:pPr>
-          </w:p>
-        </w:tc>
-        <w:tc>
-          <w:tcPr>
-            <w:tcW w:w="1701" w:type="dxa"/>
-            <w:shd w:val="clear" w:color="auto" w:fill="F2F2F2" w:themeFill="background1" w:themeFillShade="F2"/>
-            <w:vAlign w:val="center"/>
-          </w:tcPr>
-          <w:p>
-            <w:pPr>
-              <w:spacing w:line="320" w:lineRule="exact"/>
-              <w:jc w:val="center"/>
-              <w:rPr>
-                <w:rFonts w:ascii="標楷體" w:eastAsia="標楷體" w:hAnsi="標楷體" w:cs="Microsoft YaHei"/>
-                <w:bCs/>
-                <w:sz w:val="24"/>
-                <w:szCs w:val="24"/>
-                <w:lang w:eastAsia="zh-TW"/>
-              </w:rPr>
-            </w:pPr>
-            <w:r>
-              <w:rPr>
-                <w:rFonts w:ascii="標楷體" w:eastAsia="標楷體" w:hAnsi="標楷體" w:cs="Microsoft YaHei" w:hint="eastAsia"/>
-                <w:bCs/>
-                <w:lang w:eastAsia="zh-TW"/>
-              </w:rPr>
-              <w:t>學校/系所年級</w:t>
-            </w:r>
-          </w:p>
-        </w:tc>
-        <w:tc>
-          <w:tcPr>
-            <w:tcW w:w="3366" w:type="dxa"/>
-            <w:shd w:val="clear" w:color="auto" w:fill="F2F2F2" w:themeFill="background1" w:themeFillShade="F2"/>
-            <w:vAlign w:val="center"/>
-          </w:tcPr>
-          <w:p>
-            <w:pPr>
-              <w:spacing w:line="240" w:lineRule="exact"/>
-              <w:jc w:val="center"/>
-              <w:rPr>
-                <w:rFonts w:ascii="標楷體" w:eastAsia="標楷體" w:hAnsi="標楷體" w:cs="Microsoft YaHei"/>
-                <w:bCs/>
-                <w:sz w:val="24"/>
-                <w:szCs w:val="24"/>
-                <w:lang w:eastAsia="zh-TW"/>
-              </w:rPr>
-            </w:pPr>
-            <w:r>
-              <w:rPr>
-                <w:rFonts w:ascii="標楷體" w:eastAsia="標楷體" w:hAnsi="標楷體" w:cs="Microsoft YaHei" w:hint="eastAsia"/>
-                <w:bCs/>
-                <w:sz w:val="24"/>
-                <w:szCs w:val="24"/>
-                <w:lang w:eastAsia="zh-TW"/>
-              </w:rPr>
-              <w:t>/</w:t>
-            </w:r>
-          </w:p>
-        </w:tc>
-      </w:tr>
-      <w:tr>
-        <w:trPr>
-          <w:trHeight w:val="547"/>
-          <w:jc w:val="center"/>
-        </w:trPr>
-        <w:tc>
-          <w:tcPr>
-            <w:tcW w:w="1526" w:type="dxa"/>
-            <w:vMerge/>
-            <w:shd w:val="clear" w:color="auto" w:fill="F2F2F2" w:themeFill="background1" w:themeFillShade="F2"/>
-            <w:vAlign w:val="center"/>
-          </w:tcPr>
-          <w:p>
-            <w:pPr>
-              <w:spacing w:line="320" w:lineRule="exact"/>
-              <w:jc w:val="center"/>
-              <w:rPr>
-                <w:rFonts w:ascii="標楷體" w:eastAsia="標楷體" w:hAnsi="標楷體" w:cs="Microsoft YaHei"/>
-                <w:bCs/>
-                <w:sz w:val="24"/>
-                <w:szCs w:val="24"/>
-                <w:lang w:eastAsia="zh-TW"/>
-              </w:rPr>
-            </w:pPr>
-          </w:p>
-        </w:tc>
-        <w:tc>
-          <w:tcPr>
-            <w:tcW w:w="1559" w:type="dxa"/>
-            <w:shd w:val="clear" w:color="auto" w:fill="F2F2F2" w:themeFill="background1" w:themeFillShade="F2"/>
-            <w:vAlign w:val="center"/>
-          </w:tcPr>
-          <w:p>
-            <w:pPr>
-              <w:spacing w:line="320" w:lineRule="exact"/>
-              <w:jc w:val="center"/>
-              <w:rPr>
-                <w:rFonts w:ascii="標楷體" w:eastAsia="標楷體" w:hAnsi="標楷體" w:cs="Microsoft YaHei"/>
-                <w:bCs/>
-                <w:sz w:val="24"/>
-                <w:szCs w:val="24"/>
-                <w:lang w:eastAsia="zh-TW"/>
-              </w:rPr>
-            </w:pPr>
-            <w:r>
-              <w:rPr>
-                <w:rFonts w:ascii="標楷體" w:eastAsia="標楷體" w:hAnsi="標楷體" w:cs="Microsoft YaHei" w:hint="eastAsia"/>
-                <w:bCs/>
-                <w:sz w:val="24"/>
-                <w:szCs w:val="24"/>
-                <w:lang w:eastAsia="zh-TW"/>
-              </w:rPr>
-              <w:t>手機</w:t>
-            </w:r>
-          </w:p>
-        </w:tc>
-        <w:tc>
-          <w:tcPr>
-            <w:tcW w:w="1914" w:type="dxa"/>
-            <w:shd w:val="clear" w:color="auto" w:fill="F2F2F2" w:themeFill="background1" w:themeFillShade="F2"/>
-            <w:vAlign w:val="center"/>
-          </w:tcPr>
-          <w:p>
-            <w:pPr>
-              <w:spacing w:line="320" w:lineRule="exact"/>
-              <w:jc w:val="center"/>
-              <w:rPr>
-                <w:rFonts w:ascii="標楷體" w:eastAsia="標楷體" w:hAnsi="標楷體" w:cs="Microsoft YaHei"/>
-                <w:bCs/>
-                <w:sz w:val="24"/>
-                <w:szCs w:val="24"/>
-                <w:lang w:eastAsia="zh-TW"/>
-              </w:rPr>
-            </w:pPr>
-          </w:p>
-        </w:tc>
-        <w:tc>
-          <w:tcPr>
-            <w:tcW w:w="1701" w:type="dxa"/>
-            <w:shd w:val="clear" w:color="auto" w:fill="F2F2F2" w:themeFill="background1" w:themeFillShade="F2"/>
-            <w:vAlign w:val="center"/>
-          </w:tcPr>
-          <w:p>
-            <w:pPr>
-              <w:spacing w:line="320" w:lineRule="exact"/>
-              <w:jc w:val="center"/>
-              <w:rPr>
-                <w:rFonts w:ascii="標楷體" w:eastAsia="標楷體" w:hAnsi="標楷體" w:cs="Microsoft YaHei"/>
-                <w:bCs/>
-                <w:sz w:val="24"/>
-                <w:szCs w:val="24"/>
-                <w:lang w:eastAsia="zh-TW"/>
-              </w:rPr>
-            </w:pPr>
-            <w:r>
-              <w:rPr>
-                <w:rFonts w:ascii="標楷體" w:eastAsia="標楷體" w:hAnsi="標楷體" w:cs="Microsoft YaHei" w:hint="eastAsia"/>
-                <w:bCs/>
-                <w:sz w:val="24"/>
-                <w:szCs w:val="24"/>
-                <w:lang w:eastAsia="zh-TW"/>
-              </w:rPr>
-              <w:t>E-mail</w:t>
-            </w:r>
-          </w:p>
-        </w:tc>
-        <w:tc>
-          <w:tcPr>
-            <w:tcW w:w="3366" w:type="dxa"/>
-            <w:shd w:val="clear" w:color="auto" w:fill="F2F2F2" w:themeFill="background1" w:themeFillShade="F2"/>
-            <w:vAlign w:val="center"/>
-          </w:tcPr>
-          <w:p>
-            <w:pPr>
-              <w:spacing w:line="240" w:lineRule="exact"/>
-              <w:jc w:val="center"/>
-              <w:rPr>
-                <w:rFonts w:ascii="標楷體" w:eastAsia="標楷體" w:hAnsi="標楷體" w:cs="Microsoft YaHei"/>
-                <w:bCs/>
-                <w:sz w:val="24"/>
-                <w:szCs w:val="24"/>
-                <w:lang w:eastAsia="zh-TW"/>
-              </w:rPr>
-            </w:pPr>
-          </w:p>
-        </w:tc>
-      </w:tr>
-      <w:tr>
-        <w:trPr>
-          <w:trHeight w:val="623"/>
-          <w:jc w:val="center"/>
-        </w:trPr>
-        <w:tc>
-          <w:tcPr>
-            <w:tcW w:w="1526" w:type="dxa"/>
-            <w:vMerge w:val="restart"/>
-            <w:vAlign w:val="center"/>
-          </w:tcPr>
-          <w:p>
-            <w:pPr>
-              <w:spacing w:line="320" w:lineRule="exact"/>
-              <w:jc w:val="center"/>
-              <w:rPr>
-                <w:rFonts w:ascii="標楷體" w:eastAsia="標楷體" w:hAnsi="標楷體" w:cs="Microsoft YaHei"/>
-                <w:bCs/>
-                <w:sz w:val="24"/>
-                <w:szCs w:val="24"/>
-                <w:lang w:eastAsia="zh-TW"/>
-              </w:rPr>
-            </w:pPr>
-            <w:r>
-              <w:rPr>
-                <w:rFonts w:ascii="標楷體" w:eastAsia="標楷體" w:hAnsi="標楷體" w:cs="Microsoft YaHei" w:hint="eastAsia"/>
-                <w:bCs/>
-                <w:sz w:val="24"/>
-                <w:szCs w:val="24"/>
-                <w:lang w:eastAsia="zh-TW"/>
-              </w:rPr>
-              <w:t>隊員八</w:t>
-            </w:r>
-          </w:p>
-        </w:tc>
-        <w:tc>
-          <w:tcPr>
-            <w:tcW w:w="1559" w:type="dxa"/>
-            <w:vAlign w:val="center"/>
-          </w:tcPr>
-          <w:p>
-            <w:pPr>
-              <w:spacing w:line="320" w:lineRule="exact"/>
-              <w:jc w:val="center"/>
-              <w:rPr>
-                <w:rFonts w:ascii="標楷體" w:eastAsia="標楷體" w:hAnsi="標楷體" w:cs="Microsoft YaHei"/>
-                <w:bCs/>
-                <w:sz w:val="24"/>
-                <w:szCs w:val="24"/>
-                <w:lang w:eastAsia="zh-TW"/>
-              </w:rPr>
-            </w:pPr>
-            <w:r>
-              <w:rPr>
-                <w:rFonts w:ascii="標楷體" w:eastAsia="標楷體" w:hAnsi="標楷體" w:cs="Microsoft YaHei" w:hint="eastAsia"/>
-                <w:bCs/>
-                <w:sz w:val="24"/>
-                <w:szCs w:val="24"/>
-                <w:lang w:eastAsia="zh-TW"/>
-              </w:rPr>
-              <w:t>姓名</w:t>
-            </w:r>
-          </w:p>
-        </w:tc>
-        <w:tc>
-          <w:tcPr>
-            <w:tcW w:w="1914" w:type="dxa"/>
-            <w:vAlign w:val="center"/>
-          </w:tcPr>
-          <w:p>
-            <w:pPr>
-              <w:spacing w:line="320" w:lineRule="exact"/>
-              <w:jc w:val="center"/>
-              <w:rPr>
-                <w:rFonts w:ascii="標楷體" w:eastAsia="標楷體" w:hAnsi="標楷體" w:cs="Microsoft YaHei"/>
-                <w:bCs/>
-                <w:sz w:val="24"/>
-                <w:szCs w:val="24"/>
-                <w:lang w:eastAsia="zh-TW"/>
-              </w:rPr>
-            </w:pPr>
-          </w:p>
-        </w:tc>
-        <w:tc>
-          <w:tcPr>
-            <w:tcW w:w="1701" w:type="dxa"/>
-            <w:vAlign w:val="center"/>
-          </w:tcPr>
-          <w:p>
-            <w:pPr>
-              <w:spacing w:line="320" w:lineRule="exact"/>
-              <w:jc w:val="center"/>
-              <w:rPr>
-                <w:rFonts w:ascii="標楷體" w:eastAsia="標楷體" w:hAnsi="標楷體" w:cs="Microsoft YaHei"/>
-                <w:bCs/>
-                <w:sz w:val="24"/>
-                <w:szCs w:val="24"/>
-                <w:lang w:eastAsia="zh-TW"/>
-              </w:rPr>
-            </w:pPr>
-            <w:r>
-              <w:rPr>
-                <w:rFonts w:ascii="標楷體" w:eastAsia="標楷體" w:hAnsi="標楷體" w:cs="Microsoft YaHei" w:hint="eastAsia"/>
-                <w:bCs/>
-                <w:lang w:eastAsia="zh-TW"/>
-              </w:rPr>
-              <w:t>學校/系所年級</w:t>
-            </w:r>
-          </w:p>
-        </w:tc>
-        <w:tc>
-          <w:tcPr>
-            <w:tcW w:w="3366" w:type="dxa"/>
-            <w:vAlign w:val="center"/>
-          </w:tcPr>
-          <w:p>
-            <w:pPr>
-              <w:spacing w:line="240" w:lineRule="exact"/>
-              <w:jc w:val="center"/>
-              <w:rPr>
-                <w:rFonts w:ascii="標楷體" w:eastAsia="標楷體" w:hAnsi="標楷體" w:cs="Microsoft YaHei"/>
-                <w:bCs/>
-                <w:sz w:val="24"/>
-                <w:szCs w:val="24"/>
-                <w:lang w:eastAsia="zh-TW"/>
-              </w:rPr>
-            </w:pPr>
-            <w:r>
-              <w:rPr>
-                <w:rFonts w:ascii="標楷體" w:eastAsia="標楷體" w:hAnsi="標楷體" w:cs="Microsoft YaHei" w:hint="eastAsia"/>
-                <w:bCs/>
-                <w:sz w:val="24"/>
-                <w:szCs w:val="24"/>
-                <w:lang w:eastAsia="zh-TW"/>
-              </w:rPr>
-              <w:t>/</w:t>
-            </w:r>
-          </w:p>
-        </w:tc>
-      </w:tr>
-      <w:tr>
-        <w:trPr>
-          <w:trHeight w:val="547"/>
-          <w:jc w:val="center"/>
-        </w:trPr>
-        <w:tc>
-          <w:tcPr>
-            <w:tcW w:w="1526" w:type="dxa"/>
-            <w:vMerge/>
-            <w:vAlign w:val="center"/>
-          </w:tcPr>
-          <w:p>
-            <w:pPr>
-              <w:spacing w:line="240" w:lineRule="exact"/>
-              <w:jc w:val="center"/>
-              <w:rPr>
-                <w:rFonts w:ascii="標楷體" w:eastAsia="標楷體" w:hAnsi="標楷體" w:cs="Microsoft YaHei"/>
-                <w:bCs/>
-                <w:sz w:val="24"/>
-                <w:szCs w:val="24"/>
-                <w:lang w:eastAsia="zh-TW"/>
-              </w:rPr>
-            </w:pPr>
-          </w:p>
-        </w:tc>
-        <w:tc>
-          <w:tcPr>
-            <w:tcW w:w="1559" w:type="dxa"/>
-            <w:vAlign w:val="center"/>
-          </w:tcPr>
-          <w:p>
-            <w:pPr>
-              <w:spacing w:line="320" w:lineRule="exact"/>
-              <w:jc w:val="center"/>
-              <w:rPr>
-                <w:rFonts w:ascii="標楷體" w:eastAsia="標楷體" w:hAnsi="標楷體" w:cs="Microsoft YaHei"/>
-                <w:bCs/>
-                <w:sz w:val="24"/>
-                <w:szCs w:val="24"/>
-                <w:lang w:eastAsia="zh-TW"/>
-              </w:rPr>
-            </w:pPr>
-            <w:r>
-              <w:rPr>
-                <w:rFonts w:ascii="標楷體" w:eastAsia="標楷體" w:hAnsi="標楷體" w:cs="Microsoft YaHei" w:hint="eastAsia"/>
-                <w:bCs/>
-                <w:sz w:val="24"/>
-                <w:szCs w:val="24"/>
-                <w:lang w:eastAsia="zh-TW"/>
-              </w:rPr>
-              <w:t>手機</w:t>
-            </w:r>
-          </w:p>
-        </w:tc>
-        <w:tc>
-          <w:tcPr>
-            <w:tcW w:w="1914" w:type="dxa"/>
-            <w:vAlign w:val="center"/>
-          </w:tcPr>
-          <w:p>
-            <w:pPr>
-              <w:spacing w:line="320" w:lineRule="exact"/>
-              <w:jc w:val="center"/>
-              <w:rPr>
-                <w:rFonts w:ascii="標楷體" w:eastAsia="標楷體" w:hAnsi="標楷體" w:cs="Microsoft YaHei"/>
-                <w:bCs/>
-                <w:sz w:val="24"/>
-                <w:szCs w:val="24"/>
-                <w:lang w:eastAsia="zh-TW"/>
-              </w:rPr>
-            </w:pPr>
-          </w:p>
-        </w:tc>
-        <w:tc>
-          <w:tcPr>
-            <w:tcW w:w="1701" w:type="dxa"/>
-            <w:vAlign w:val="center"/>
-          </w:tcPr>
-          <w:p>
-            <w:pPr>
-              <w:spacing w:line="320" w:lineRule="exact"/>
-              <w:jc w:val="center"/>
-              <w:rPr>
-                <w:rFonts w:ascii="標楷體" w:eastAsia="標楷體" w:hAnsi="標楷體" w:cs="Microsoft YaHei"/>
-                <w:bCs/>
-                <w:sz w:val="24"/>
-                <w:szCs w:val="24"/>
-                <w:lang w:eastAsia="zh-TW"/>
-              </w:rPr>
-            </w:pPr>
-            <w:r>
-              <w:rPr>
-                <w:rFonts w:ascii="標楷體" w:eastAsia="標楷體" w:hAnsi="標楷體" w:cs="Microsoft YaHei" w:hint="eastAsia"/>
-                <w:bCs/>
-                <w:sz w:val="24"/>
-                <w:szCs w:val="24"/>
-                <w:lang w:eastAsia="zh-TW"/>
-              </w:rPr>
-              <w:t>E-mail</w:t>
-            </w:r>
-          </w:p>
-        </w:tc>
-        <w:tc>
-          <w:tcPr>
-            <w:tcW w:w="3366" w:type="dxa"/>
-            <w:vAlign w:val="center"/>
-          </w:tcPr>
-          <w:p>
-            <w:pPr>
-              <w:spacing w:line="240" w:lineRule="exact"/>
-              <w:jc w:val="center"/>
-              <w:rPr>
-                <w:rFonts w:ascii="標楷體" w:eastAsia="標楷體" w:hAnsi="標楷體" w:cs="Microsoft YaHei"/>
-                <w:bCs/>
-                <w:sz w:val="24"/>
-                <w:szCs w:val="24"/>
-                <w:lang w:eastAsia="zh-TW"/>
-              </w:rPr>
-            </w:pPr>
           </w:p>
         </w:tc>
       </w:tr>

--- a/文件/競賽的相關東西/崑山科技大學2025智慧生活創業競賽/附件一、團隊名稱-作品名稱 (團隊報名表).docx
+++ b/文件/競賽的相關東西/崑山科技大學2025智慧生活創業競賽/附件一、團隊名稱-作品名稱 (團隊報名表).docx
@@ -151,7 +151,43 @@
                                 <w:sz w:val="24"/>
                                 <w:szCs w:val="24"/>
                               </w:rPr>
-                              <w:t>年    月     日</w:t>
+                              <w:t xml:space="preserve">年  </w:t>
+                            </w:r>
+                            <w:r>
+                              <w:rPr>
+                                <w:rFonts w:ascii="標楷體" w:eastAsia="標楷體" w:hAnsi="標楷體" w:cs="Microsoft YaHei" w:hint="eastAsia"/>
+                                <w:bCs/>
+                                <w:sz w:val="24"/>
+                                <w:szCs w:val="24"/>
+                              </w:rPr>
+                              <w:t>9</w:t>
+                            </w:r>
+                            <w:r>
+                              <w:rPr>
+                                <w:rFonts w:ascii="標楷體" w:eastAsia="標楷體" w:hAnsi="標楷體" w:cs="Microsoft YaHei" w:hint="eastAsia"/>
+                                <w:bCs/>
+                                <w:sz w:val="24"/>
+                                <w:szCs w:val="24"/>
+                              </w:rPr>
+                              <w:t xml:space="preserve">月  </w:t>
+                            </w:r>
+                            <w:r>
+                              <w:rPr>
+                                <w:rFonts w:ascii="標楷體" w:eastAsia="標楷體" w:hAnsi="標楷體" w:cs="Microsoft YaHei" w:hint="eastAsia"/>
+                                <w:bCs/>
+                                <w:sz w:val="24"/>
+                                <w:szCs w:val="24"/>
+                              </w:rPr>
+                              <w:t>17</w:t>
+                            </w:r>
+                            <w:r>
+                              <w:rPr>
+                                <w:rFonts w:ascii="標楷體" w:eastAsia="標楷體" w:hAnsi="標楷體" w:cs="Microsoft YaHei" w:hint="eastAsia"/>
+                                <w:bCs/>
+                                <w:sz w:val="24"/>
+                                <w:szCs w:val="24"/>
+                              </w:rPr>
+                              <w:t>日</w:t>
                             </w:r>
                           </w:p>
                         </w:txbxContent>
@@ -263,7 +299,43 @@
                           <w:sz w:val="24"/>
                           <w:szCs w:val="24"/>
                         </w:rPr>
-                        <w:t>年    月     日</w:t>
+                        <w:t xml:space="preserve">年  </w:t>
+                      </w:r>
+                      <w:r>
+                        <w:rPr>
+                          <w:rFonts w:ascii="標楷體" w:eastAsia="標楷體" w:hAnsi="標楷體" w:cs="Microsoft YaHei" w:hint="eastAsia"/>
+                          <w:bCs/>
+                          <w:sz w:val="24"/>
+                          <w:szCs w:val="24"/>
+                        </w:rPr>
+                        <w:t>9</w:t>
+                      </w:r>
+                      <w:r>
+                        <w:rPr>
+                          <w:rFonts w:ascii="標楷體" w:eastAsia="標楷體" w:hAnsi="標楷體" w:cs="Microsoft YaHei" w:hint="eastAsia"/>
+                          <w:bCs/>
+                          <w:sz w:val="24"/>
+                          <w:szCs w:val="24"/>
+                        </w:rPr>
+                        <w:t xml:space="preserve">月  </w:t>
+                      </w:r>
+                      <w:r>
+                        <w:rPr>
+                          <w:rFonts w:ascii="標楷體" w:eastAsia="標楷體" w:hAnsi="標楷體" w:cs="Microsoft YaHei" w:hint="eastAsia"/>
+                          <w:bCs/>
+                          <w:sz w:val="24"/>
+                          <w:szCs w:val="24"/>
+                        </w:rPr>
+                        <w:t>17</w:t>
+                      </w:r>
+                      <w:r>
+                        <w:rPr>
+                          <w:rFonts w:ascii="標楷體" w:eastAsia="標楷體" w:hAnsi="標楷體" w:cs="Microsoft YaHei" w:hint="eastAsia"/>
+                          <w:bCs/>
+                          <w:sz w:val="24"/>
+                          <w:szCs w:val="24"/>
+                        </w:rPr>
+                        <w:t>日</w:t>
                       </w:r>
                     </w:p>
                   </w:txbxContent>
@@ -473,7 +545,7 @@
         <w:spacing w:afterLines="25" w:after="90"/>
         <w:jc w:val="center"/>
         <w:rPr>
-          <w:rFonts w:ascii="標楷體" w:eastAsia="標楷體" w:hAnsi="標楷體" w:cs="Microsoft YaHei"/>
+          <w:rFonts w:ascii="標楷體" w:eastAsia="標楷體" w:hAnsi="標楷體" w:cs="Microsoft YaHei" w:hint="eastAsia"/>
           <w:b/>
           <w:bCs/>
           <w:sz w:val="32"/>
